--- a/Backend/Templates/PaySlipTemplate 1 (1).docx
+++ b/Backend/Templates/PaySlipTemplate 1 (1).docx
@@ -1,6 +1,6 @@
 
 <file path=word/document.xml><?xml version="1.0" encoding="utf-8"?>
-<w:document xmlns:wpc="http://schemas.microsoft.com/office/word/2010/wordprocessingCanvas" xmlns:cx="http://schemas.microsoft.com/office/drawing/2014/chartex" xmlns:cx1="http://schemas.microsoft.com/office/drawing/2015/9/8/chartex" xmlns:cx2="http://schemas.microsoft.com/office/drawing/2015/10/21/chartex" xmlns:cx3="http://schemas.microsoft.com/office/drawing/2016/5/9/chartex" xmlns:cx4="http://schemas.microsoft.com/office/drawing/2016/5/10/chartex" xmlns:cx5="http://schemas.microsoft.com/office/drawing/2016/5/11/chartex" xmlns:cx6="http://schemas.microsoft.com/office/drawing/2016/5/12/chartex" xmlns:cx7="http://schemas.microsoft.com/office/drawing/2016/5/13/chartex" xmlns:cx8="http://schemas.microsoft.com/office/drawing/2016/5/14/chartex" xmlns:mc="http://schemas.openxmlformats.org/markup-compatibility/2006" xmlns:aink="http://schemas.microsoft.com/office/drawing/2016/ink" xmlns:am3d="http://schemas.microsoft.com/office/drawing/2017/model3d" xmlns:o="urn:schemas-microsoft-com:office:office" xmlns:oel="http://schemas.microsoft.com/office/2019/extlst" xmlns:r="http://schemas.openxmlformats.org/officeDocument/2006/relationships" xmlns:m="http://schemas.openxmlformats.org/officeDocument/2006/math" xmlns:v="urn:schemas-microsoft-com:vml" xmlns:wp14="http://schemas.microsoft.com/office/word/2010/wordprocessingDrawing" xmlns:wp="http://schemas.openxmlformats.org/drawingml/2006/wordprocessingDrawing" xmlns:w10="urn:schemas-microsoft-com:office:word" xmlns:w="http://schemas.openxmlformats.org/wordprocessingml/2006/main" xmlns:w14="http://schemas.microsoft.com/office/word/2010/wordml" xmlns:w15="http://schemas.microsoft.com/office/word/2012/wordml" xmlns:w16cex="http://schemas.microsoft.com/office/word/2018/wordml/cex" xmlns:w16cid="http://schemas.microsoft.com/office/word/2016/wordml/cid" xmlns:w16="http://schemas.microsoft.com/office/word/2018/wordml" xmlns:w16du="http://schemas.microsoft.com/office/word/2023/wordml/word16du" xmlns:w16sdtdh="http://schemas.microsoft.com/office/word/2020/wordml/sdtdatahash" xmlns:w16sdtfl="http://schemas.microsoft.com/office/word/2024/wordml/sdtformatlock" xmlns:w16se="http://schemas.microsoft.com/office/word/2015/wordml/symex" xmlns:wpg="http://schemas.microsoft.com/office/word/2010/wordprocessingGroup" xmlns:wpi="http://schemas.microsoft.com/office/word/2010/wordprocessingInk" xmlns:wne="http://schemas.microsoft.com/office/word/2006/wordml" xmlns:wps="http://schemas.microsoft.com/office/word/2010/wordprocessingShape" xmlns:a="http://schemas.openxmlformats.org/drawingml/2006/main" xmlns:pic="http://schemas.openxmlformats.org/drawingml/2006/picture" xmlns:a14="http://schemas.microsoft.com/office/drawing/2010/main" mc:Ignorable="w14 w15 w16se w16cid w16 w16cex w16sdtdh w16sdtfl w16du wp14">
+<w:document xmlns:wpc="http://schemas.microsoft.com/office/word/2010/wordprocessingCanvas" xmlns:cx="http://schemas.microsoft.com/office/drawing/2014/chartex" xmlns:cx1="http://schemas.microsoft.com/office/drawing/2015/9/8/chartex" xmlns:cx2="http://schemas.microsoft.com/office/drawing/2015/10/21/chartex" xmlns:cx3="http://schemas.microsoft.com/office/drawing/2016/5/9/chartex" xmlns:cx4="http://schemas.microsoft.com/office/drawing/2016/5/10/chartex" xmlns:cx5="http://schemas.microsoft.com/office/drawing/2016/5/11/chartex" xmlns:cx6="http://schemas.microsoft.com/office/drawing/2016/5/12/chartex" xmlns:cx7="http://schemas.microsoft.com/office/drawing/2016/5/13/chartex" xmlns:cx8="http://schemas.microsoft.com/office/drawing/2016/5/14/chartex" xmlns:mc="http://schemas.openxmlformats.org/markup-compatibility/2006" xmlns:aink="http://schemas.microsoft.com/office/drawing/2016/ink" xmlns:am3d="http://schemas.microsoft.com/office/drawing/2017/model3d" xmlns:o="urn:schemas-microsoft-com:office:office" xmlns:oel="http://schemas.microsoft.com/office/2019/extlst" xmlns:r="http://schemas.openxmlformats.org/officeDocument/2006/relationships" xmlns:m="http://schemas.openxmlformats.org/officeDocument/2006/math" xmlns:v="urn:schemas-microsoft-com:vml" xmlns:wp14="http://schemas.microsoft.com/office/word/2010/wordprocessingDrawing" xmlns:wp="http://schemas.openxmlformats.org/drawingml/2006/wordprocessingDrawing" xmlns:w10="urn:schemas-microsoft-com:office:word" xmlns:w="http://schemas.openxmlformats.org/wordprocessingml/2006/main" xmlns:w14="http://schemas.microsoft.com/office/word/2010/wordml" xmlns:w15="http://schemas.microsoft.com/office/word/2012/wordml" xmlns:w16cex="http://schemas.microsoft.com/office/word/2018/wordml/cex" xmlns:w16cid="http://schemas.microsoft.com/office/word/2016/wordml/cid" xmlns:w16="http://schemas.microsoft.com/office/word/2018/wordml" xmlns:w16du="http://schemas.microsoft.com/office/word/2023/wordml/word16du" xmlns:w16sdtdh="http://schemas.microsoft.com/office/word/2020/wordml/sdtdatahash" xmlns:w16sdtfl="http://schemas.microsoft.com/office/word/2024/wordml/sdtformatlock" xmlns:w16se="http://schemas.microsoft.com/office/word/2015/wordml/symex" xmlns:wpg="http://schemas.microsoft.com/office/word/2010/wordprocessingGroup" xmlns:wpi="http://schemas.microsoft.com/office/word/2010/wordprocessingInk" xmlns:wne="http://schemas.microsoft.com/office/word/2006/wordml" xmlns:wps="http://schemas.microsoft.com/office/word/2010/wordprocessingShape" mc:Ignorable="w14 w15 w16se w16cid w16 w16cex w16sdtdh w16sdtfl w16du wp14">
   <w:body>
     <w:tbl>
       <w:tblPr>
@@ -24,12 +24,11 @@
             <w:tcW w:w="11671" w:type="dxa"/>
             <w:gridSpan w:val="4"/>
             <w:tcBorders>
-              <w:top w:val="single" w:color="auto" w:sz="12" w:space="0"/>
-              <w:left w:val="single" w:color="auto" w:sz="12" w:space="0"/>
-              <w:bottom w:val="single" w:color="000000" w:themeColor="text1" w:sz="12" w:space="0"/>
-              <w:right w:val="single" w:color="auto" w:sz="12" w:space="0"/>
-            </w:tcBorders>
-            <w:tcMar/>
+              <w:top w:val="single" w:sz="12" w:space="0" w:color="auto"/>
+              <w:left w:val="single" w:sz="12" w:space="0" w:color="auto"/>
+              <w:bottom w:val="single" w:sz="12" w:space="0" w:color="000000" w:themeColor="text1"/>
+              <w:right w:val="single" w:sz="12" w:space="0" w:color="auto"/>
+            </w:tcBorders>
           </w:tcPr>
           <w:p>
             <w:pPr>
@@ -156,9 +155,6 @@
               <w:t xml:space="preserve">      </w:t>
             </w:r>
             <w:r>
-              <w:t xml:space="preserve">       </w:t>
-            </w:r>
-            <w:r>
               <w:t>4</w:t>
             </w:r>
             <w:r>
@@ -184,29 +180,22 @@
             <w:pPr>
               <w:jc w:val="center"/>
               <w:rPr>
-                <w:b w:val="1"/>
-                <w:bCs w:val="1"/>
-              </w:rPr>
-            </w:pPr>
-            <w:r>
-              <w:rPr>
-                <w:b w:val="1"/>
-                <w:bCs w:val="1"/>
-              </w:rPr>
-              <w:t xml:space="preserve">PAY SLIP FOR THE MONTH </w:t>
-            </w:r>
-            <w:r>
-              <w:rPr>
-                <w:b w:val="1"/>
-                <w:bCs w:val="1"/>
-              </w:rPr>
-              <w:t xml:space="preserve">OF </w:t>
-            </w:r>
-            <w:bookmarkStart w:name="Month" w:id="0"/>
-            <w:r>
-              <w:rPr>
-                <w:b w:val="1"/>
-                <w:bCs w:val="1"/>
+                <w:b/>
+                <w:bCs/>
+              </w:rPr>
+            </w:pPr>
+            <w:r>
+              <w:rPr>
+                <w:b/>
+                <w:bCs/>
+              </w:rPr>
+              <w:t xml:space="preserve">PAY SLIP FOR THE MONTH OF </w:t>
+            </w:r>
+            <w:bookmarkStart w:id="0" w:name="Month"/>
+            <w:r>
+              <w:rPr>
+                <w:b/>
+                <w:bCs/>
               </w:rPr>
               <w:t>XXX</w:t>
             </w:r>
@@ -222,12 +211,11 @@
           <w:tcPr>
             <w:tcW w:w="3108" w:type="dxa"/>
             <w:tcBorders>
-              <w:top w:val="single" w:color="000000" w:themeColor="text1" w:sz="12" w:space="0"/>
-              <w:left w:val="single" w:color="000000" w:themeColor="text1" w:sz="12" w:space="0"/>
-              <w:bottom w:val="none" w:color="000000" w:themeColor="text1" w:sz="4" w:space="0"/>
-              <w:right w:val="single" w:color="000000" w:themeColor="text1" w:sz="12" w:space="0"/>
-            </w:tcBorders>
-            <w:tcMar/>
+              <w:top w:val="single" w:sz="12" w:space="0" w:color="000000" w:themeColor="text1"/>
+              <w:left w:val="single" w:sz="12" w:space="0" w:color="000000" w:themeColor="text1"/>
+              <w:bottom w:val="none" w:sz="4" w:space="0" w:color="000000" w:themeColor="text1"/>
+              <w:right w:val="single" w:sz="12" w:space="0" w:color="000000" w:themeColor="text1"/>
+            </w:tcBorders>
           </w:tcPr>
           <w:p>
             <w:pPr>
@@ -249,15 +237,14 @@
           <w:tcPr>
             <w:tcW w:w="3118" w:type="dxa"/>
             <w:tcBorders>
-              <w:top w:val="single" w:color="000000" w:themeColor="text1" w:sz="12" w:space="0"/>
-              <w:left w:val="single" w:color="000000" w:themeColor="text1" w:sz="12" w:space="0"/>
-              <w:bottom w:val="none" w:color="000000" w:themeColor="text1" w:sz="4" w:space="0"/>
-              <w:right w:val="single" w:color="000000" w:themeColor="text1" w:sz="12" w:space="0"/>
-            </w:tcBorders>
-            <w:tcMar/>
-          </w:tcPr>
-          <w:p>
-            <w:bookmarkStart w:name="CandidateName" w:id="1"/>
+              <w:top w:val="single" w:sz="12" w:space="0" w:color="000000" w:themeColor="text1"/>
+              <w:left w:val="single" w:sz="12" w:space="0" w:color="000000" w:themeColor="text1"/>
+              <w:bottom w:val="none" w:sz="4" w:space="0" w:color="000000" w:themeColor="text1"/>
+              <w:right w:val="single" w:sz="12" w:space="0" w:color="000000" w:themeColor="text1"/>
+            </w:tcBorders>
+          </w:tcPr>
+          <w:p>
+            <w:bookmarkStart w:id="1" w:name="CandidateName"/>
             <w:r>
               <w:t>X</w:t>
             </w:r>
@@ -271,30 +258,23 @@
           <w:tcPr>
             <w:tcW w:w="2520" w:type="dxa"/>
             <w:tcBorders>
-              <w:top w:val="single" w:color="000000" w:themeColor="text1" w:sz="12" w:space="0"/>
-              <w:left w:val="single" w:color="000000" w:themeColor="text1" w:sz="12" w:space="0"/>
-              <w:bottom w:val="none" w:color="000000" w:themeColor="text1" w:sz="4" w:space="0"/>
-              <w:right w:val="single" w:color="000000" w:themeColor="text1" w:sz="12" w:space="0"/>
-            </w:tcBorders>
-            <w:tcMar/>
-          </w:tcPr>
-          <w:p>
-            <w:pPr>
-              <w:pStyle w:val="Normal"/>
-              <w:suppressLineNumbers w:val="0"/>
-              <w:bidi w:val="0"/>
-              <w:spacing w:before="0" w:beforeAutospacing="off" w:after="0" w:afterAutospacing="off" w:line="240" w:lineRule="auto"/>
-              <w:ind w:left="0" w:right="0"/>
-              <w:jc w:val="left"/>
-              <w:rPr>
-                <w:b w:val="1"/>
-                <w:bCs w:val="1"/>
-              </w:rPr>
-            </w:pPr>
-            <w:r>
-              <w:rPr>
-                <w:b w:val="1"/>
-                <w:bCs w:val="1"/>
+              <w:top w:val="single" w:sz="12" w:space="0" w:color="000000" w:themeColor="text1"/>
+              <w:left w:val="single" w:sz="12" w:space="0" w:color="000000" w:themeColor="text1"/>
+              <w:bottom w:val="none" w:sz="4" w:space="0" w:color="000000" w:themeColor="text1"/>
+              <w:right w:val="single" w:sz="12" w:space="0" w:color="000000" w:themeColor="text1"/>
+            </w:tcBorders>
+          </w:tcPr>
+          <w:p>
+            <w:pPr>
+              <w:rPr>
+                <w:b/>
+                <w:bCs/>
+              </w:rPr>
+            </w:pPr>
+            <w:r>
+              <w:rPr>
+                <w:b/>
+                <w:bCs/>
               </w:rPr>
               <w:t>Bank Account Number</w:t>
             </w:r>
@@ -304,15 +284,14 @@
           <w:tcPr>
             <w:tcW w:w="2925" w:type="dxa"/>
             <w:tcBorders>
-              <w:top w:val="single" w:color="000000" w:themeColor="text1" w:sz="12" w:space="0"/>
-              <w:left w:val="single" w:color="000000" w:themeColor="text1" w:sz="12" w:space="0"/>
-              <w:bottom w:val="none" w:color="000000" w:themeColor="text1" w:sz="4" w:space="0"/>
-              <w:right w:val="single" w:color="000000" w:themeColor="text1" w:sz="12" w:space="0"/>
-            </w:tcBorders>
-            <w:tcMar/>
-          </w:tcPr>
-          <w:p>
-            <w:bookmarkStart w:name="BankAccountNumber" w:id="2"/>
+              <w:top w:val="single" w:sz="12" w:space="0" w:color="000000" w:themeColor="text1"/>
+              <w:left w:val="single" w:sz="12" w:space="0" w:color="000000" w:themeColor="text1"/>
+              <w:bottom w:val="none" w:sz="4" w:space="0" w:color="000000" w:themeColor="text1"/>
+              <w:right w:val="single" w:sz="12" w:space="0" w:color="000000" w:themeColor="text1"/>
+            </w:tcBorders>
+          </w:tcPr>
+          <w:p>
+            <w:bookmarkStart w:id="2" w:name="BankAccountNumber"/>
             <w:r>
               <w:t>xx</w:t>
             </w:r>
@@ -328,12 +307,11 @@
           <w:tcPr>
             <w:tcW w:w="3108" w:type="dxa"/>
             <w:tcBorders>
-              <w:top w:val="none" w:color="000000" w:themeColor="text1" w:sz="4" w:space="0"/>
-              <w:left w:val="single" w:color="000000" w:themeColor="text1" w:sz="12" w:space="0"/>
-              <w:bottom w:val="none" w:color="000000" w:themeColor="text1" w:sz="4" w:space="0"/>
-              <w:right w:val="single" w:color="000000" w:themeColor="text1" w:sz="12" w:space="0"/>
-            </w:tcBorders>
-            <w:tcMar/>
+              <w:top w:val="none" w:sz="4" w:space="0" w:color="000000" w:themeColor="text1"/>
+              <w:left w:val="single" w:sz="12" w:space="0" w:color="000000" w:themeColor="text1"/>
+              <w:bottom w:val="none" w:sz="4" w:space="0" w:color="000000" w:themeColor="text1"/>
+              <w:right w:val="single" w:sz="12" w:space="0" w:color="000000" w:themeColor="text1"/>
+            </w:tcBorders>
           </w:tcPr>
           <w:p>
             <w:pPr>
@@ -355,15 +333,14 @@
           <w:tcPr>
             <w:tcW w:w="3118" w:type="dxa"/>
             <w:tcBorders>
-              <w:top w:val="none" w:color="000000" w:themeColor="text1" w:sz="4" w:space="0"/>
-              <w:left w:val="single" w:color="000000" w:themeColor="text1" w:sz="12" w:space="0"/>
-              <w:bottom w:val="none" w:color="000000" w:themeColor="text1" w:sz="4" w:space="0"/>
-              <w:right w:val="single" w:color="000000" w:themeColor="text1" w:sz="12" w:space="0"/>
-            </w:tcBorders>
-            <w:tcMar/>
-          </w:tcPr>
-          <w:p>
-            <w:bookmarkStart w:name="EmployeeID" w:id="3"/>
+              <w:top w:val="none" w:sz="4" w:space="0" w:color="000000" w:themeColor="text1"/>
+              <w:left w:val="single" w:sz="12" w:space="0" w:color="000000" w:themeColor="text1"/>
+              <w:bottom w:val="none" w:sz="4" w:space="0" w:color="000000" w:themeColor="text1"/>
+              <w:right w:val="single" w:sz="12" w:space="0" w:color="000000" w:themeColor="text1"/>
+            </w:tcBorders>
+          </w:tcPr>
+          <w:p>
+            <w:bookmarkStart w:id="3" w:name="EmployeeID"/>
             <w:r>
               <w:t>xx</w:t>
             </w:r>
@@ -374,30 +351,23 @@
           <w:tcPr>
             <w:tcW w:w="2520" w:type="dxa"/>
             <w:tcBorders>
-              <w:top w:val="none" w:color="000000" w:themeColor="text1" w:sz="4" w:space="0"/>
-              <w:left w:val="single" w:color="000000" w:themeColor="text1" w:sz="12" w:space="0"/>
-              <w:bottom w:val="none" w:color="000000" w:themeColor="text1" w:sz="4" w:space="0"/>
-              <w:right w:val="single" w:color="000000" w:themeColor="text1" w:sz="12" w:space="0"/>
-            </w:tcBorders>
-            <w:tcMar/>
-          </w:tcPr>
-          <w:p>
-            <w:pPr>
-              <w:pStyle w:val="Normal"/>
-              <w:suppressLineNumbers w:val="0"/>
-              <w:bidi w:val="0"/>
-              <w:spacing w:before="0" w:beforeAutospacing="off" w:after="0" w:afterAutospacing="off" w:line="240" w:lineRule="auto"/>
-              <w:ind w:left="0" w:right="0"/>
-              <w:jc w:val="left"/>
-              <w:rPr>
-                <w:b w:val="1"/>
-                <w:bCs w:val="1"/>
-              </w:rPr>
-            </w:pPr>
-            <w:r>
-              <w:rPr>
-                <w:b w:val="1"/>
-                <w:bCs w:val="1"/>
+              <w:top w:val="none" w:sz="4" w:space="0" w:color="000000" w:themeColor="text1"/>
+              <w:left w:val="single" w:sz="12" w:space="0" w:color="000000" w:themeColor="text1"/>
+              <w:bottom w:val="none" w:sz="4" w:space="0" w:color="000000" w:themeColor="text1"/>
+              <w:right w:val="single" w:sz="12" w:space="0" w:color="000000" w:themeColor="text1"/>
+            </w:tcBorders>
+          </w:tcPr>
+          <w:p>
+            <w:pPr>
+              <w:rPr>
+                <w:b/>
+                <w:bCs/>
+              </w:rPr>
+            </w:pPr>
+            <w:r>
+              <w:rPr>
+                <w:b/>
+                <w:bCs/>
               </w:rPr>
               <w:t>Bank Name</w:t>
             </w:r>
@@ -407,15 +377,14 @@
           <w:tcPr>
             <w:tcW w:w="2925" w:type="dxa"/>
             <w:tcBorders>
-              <w:top w:val="none" w:color="000000" w:themeColor="text1" w:sz="4" w:space="0"/>
-              <w:left w:val="single" w:color="000000" w:themeColor="text1" w:sz="12" w:space="0"/>
-              <w:bottom w:val="none" w:color="000000" w:themeColor="text1" w:sz="4" w:space="0"/>
-              <w:right w:val="single" w:color="000000" w:themeColor="text1" w:sz="12" w:space="0"/>
-            </w:tcBorders>
-            <w:tcMar/>
-          </w:tcPr>
-          <w:p>
-            <w:bookmarkStart w:name="BankName" w:id="4"/>
+              <w:top w:val="none" w:sz="4" w:space="0" w:color="000000" w:themeColor="text1"/>
+              <w:left w:val="single" w:sz="12" w:space="0" w:color="000000" w:themeColor="text1"/>
+              <w:bottom w:val="none" w:sz="4" w:space="0" w:color="000000" w:themeColor="text1"/>
+              <w:right w:val="single" w:sz="12" w:space="0" w:color="000000" w:themeColor="text1"/>
+            </w:tcBorders>
+          </w:tcPr>
+          <w:p>
+            <w:bookmarkStart w:id="4" w:name="BankName"/>
             <w:r>
               <w:t>xx</w:t>
             </w:r>
@@ -431,12 +400,11 @@
           <w:tcPr>
             <w:tcW w:w="3108" w:type="dxa"/>
             <w:tcBorders>
-              <w:top w:val="none" w:color="000000" w:themeColor="text1" w:sz="4" w:space="0"/>
-              <w:left w:val="single" w:color="000000" w:themeColor="text1" w:sz="12" w:space="0"/>
-              <w:bottom w:val="none" w:color="000000" w:themeColor="text1" w:sz="4" w:space="0"/>
-              <w:right w:val="single" w:color="000000" w:themeColor="text1" w:sz="12" w:space="0"/>
-            </w:tcBorders>
-            <w:tcMar/>
+              <w:top w:val="none" w:sz="4" w:space="0" w:color="000000" w:themeColor="text1"/>
+              <w:left w:val="single" w:sz="12" w:space="0" w:color="000000" w:themeColor="text1"/>
+              <w:bottom w:val="none" w:sz="4" w:space="0" w:color="000000" w:themeColor="text1"/>
+              <w:right w:val="single" w:sz="12" w:space="0" w:color="000000" w:themeColor="text1"/>
+            </w:tcBorders>
           </w:tcPr>
           <w:p>
             <w:pPr>
@@ -458,15 +426,14 @@
           <w:tcPr>
             <w:tcW w:w="3118" w:type="dxa"/>
             <w:tcBorders>
-              <w:top w:val="none" w:color="000000" w:themeColor="text1" w:sz="4" w:space="0"/>
-              <w:left w:val="single" w:color="000000" w:themeColor="text1" w:sz="12" w:space="0"/>
-              <w:bottom w:val="none" w:color="000000" w:themeColor="text1" w:sz="4" w:space="0"/>
-              <w:right w:val="single" w:color="000000" w:themeColor="text1" w:sz="12" w:space="0"/>
-            </w:tcBorders>
-            <w:tcMar/>
-          </w:tcPr>
-          <w:p>
-            <w:bookmarkStart w:name="Position" w:id="5"/>
+              <w:top w:val="none" w:sz="4" w:space="0" w:color="000000" w:themeColor="text1"/>
+              <w:left w:val="single" w:sz="12" w:space="0" w:color="000000" w:themeColor="text1"/>
+              <w:bottom w:val="none" w:sz="4" w:space="0" w:color="000000" w:themeColor="text1"/>
+              <w:right w:val="single" w:sz="12" w:space="0" w:color="000000" w:themeColor="text1"/>
+            </w:tcBorders>
+          </w:tcPr>
+          <w:p>
+            <w:bookmarkStart w:id="5" w:name="Position"/>
             <w:r>
               <w:t>xx</w:t>
             </w:r>
@@ -477,30 +444,23 @@
           <w:tcPr>
             <w:tcW w:w="2520" w:type="dxa"/>
             <w:tcBorders>
-              <w:top w:val="none" w:color="000000" w:themeColor="text1" w:sz="4" w:space="0"/>
-              <w:left w:val="single" w:color="000000" w:themeColor="text1" w:sz="12" w:space="0"/>
-              <w:bottom w:val="none" w:color="000000" w:themeColor="text1" w:sz="4" w:space="0"/>
-              <w:right w:val="single" w:color="000000" w:themeColor="text1" w:sz="12" w:space="0"/>
-            </w:tcBorders>
-            <w:tcMar/>
-          </w:tcPr>
-          <w:p>
-            <w:pPr>
-              <w:pStyle w:val="Normal"/>
-              <w:suppressLineNumbers w:val="0"/>
-              <w:bidi w:val="0"/>
-              <w:spacing w:before="0" w:beforeAutospacing="off" w:after="0" w:afterAutospacing="off" w:line="240" w:lineRule="auto"/>
-              <w:ind w:left="0" w:right="0"/>
-              <w:jc w:val="left"/>
-              <w:rPr>
-                <w:b w:val="1"/>
-                <w:bCs w:val="1"/>
-              </w:rPr>
-            </w:pPr>
-            <w:r>
-              <w:rPr>
-                <w:b w:val="1"/>
-                <w:bCs w:val="1"/>
+              <w:top w:val="none" w:sz="4" w:space="0" w:color="000000" w:themeColor="text1"/>
+              <w:left w:val="single" w:sz="12" w:space="0" w:color="000000" w:themeColor="text1"/>
+              <w:bottom w:val="none" w:sz="4" w:space="0" w:color="000000" w:themeColor="text1"/>
+              <w:right w:val="single" w:sz="12" w:space="0" w:color="000000" w:themeColor="text1"/>
+            </w:tcBorders>
+          </w:tcPr>
+          <w:p>
+            <w:pPr>
+              <w:rPr>
+                <w:b/>
+                <w:bCs/>
+              </w:rPr>
+            </w:pPr>
+            <w:r>
+              <w:rPr>
+                <w:b/>
+                <w:bCs/>
               </w:rPr>
               <w:t>UAN Number</w:t>
             </w:r>
@@ -510,15 +470,14 @@
           <w:tcPr>
             <w:tcW w:w="2925" w:type="dxa"/>
             <w:tcBorders>
-              <w:top w:val="none" w:color="000000" w:themeColor="text1" w:sz="4" w:space="0"/>
-              <w:left w:val="single" w:color="000000" w:themeColor="text1" w:sz="12" w:space="0"/>
-              <w:bottom w:val="none" w:color="000000" w:themeColor="text1" w:sz="4" w:space="0"/>
-              <w:right w:val="single" w:color="000000" w:themeColor="text1" w:sz="12" w:space="0"/>
-            </w:tcBorders>
-            <w:tcMar/>
-          </w:tcPr>
-          <w:p>
-            <w:bookmarkStart w:name="UAN" w:id="6"/>
+              <w:top w:val="none" w:sz="4" w:space="0" w:color="000000" w:themeColor="text1"/>
+              <w:left w:val="single" w:sz="12" w:space="0" w:color="000000" w:themeColor="text1"/>
+              <w:bottom w:val="none" w:sz="4" w:space="0" w:color="000000" w:themeColor="text1"/>
+              <w:right w:val="single" w:sz="12" w:space="0" w:color="000000" w:themeColor="text1"/>
+            </w:tcBorders>
+          </w:tcPr>
+          <w:p>
+            <w:bookmarkStart w:id="6" w:name="UAN"/>
             <w:r>
               <w:t>xx</w:t>
             </w:r>
@@ -534,12 +493,11 @@
           <w:tcPr>
             <w:tcW w:w="3108" w:type="dxa"/>
             <w:tcBorders>
-              <w:top w:val="none" w:color="000000" w:themeColor="text1" w:sz="4" w:space="0"/>
-              <w:left w:val="single" w:color="000000" w:themeColor="text1" w:sz="12" w:space="0"/>
-              <w:bottom w:val="none" w:color="000000" w:themeColor="text1" w:sz="4" w:space="0"/>
-              <w:right w:val="single" w:color="000000" w:themeColor="text1" w:sz="12" w:space="0"/>
-            </w:tcBorders>
-            <w:tcMar/>
+              <w:top w:val="none" w:sz="4" w:space="0" w:color="000000" w:themeColor="text1"/>
+              <w:left w:val="single" w:sz="12" w:space="0" w:color="000000" w:themeColor="text1"/>
+              <w:bottom w:val="none" w:sz="4" w:space="0" w:color="000000" w:themeColor="text1"/>
+              <w:right w:val="single" w:sz="12" w:space="0" w:color="000000" w:themeColor="text1"/>
+            </w:tcBorders>
           </w:tcPr>
           <w:p>
             <w:pPr>
@@ -561,15 +519,14 @@
           <w:tcPr>
             <w:tcW w:w="3118" w:type="dxa"/>
             <w:tcBorders>
-              <w:top w:val="none" w:color="000000" w:themeColor="text1" w:sz="4" w:space="0"/>
-              <w:left w:val="single" w:color="000000" w:themeColor="text1" w:sz="12" w:space="0"/>
-              <w:bottom w:val="none" w:color="000000" w:themeColor="text1" w:sz="4" w:space="0"/>
-              <w:right w:val="single" w:color="000000" w:themeColor="text1" w:sz="12" w:space="0"/>
-            </w:tcBorders>
-            <w:tcMar/>
-          </w:tcPr>
-          <w:p>
-            <w:bookmarkStart w:name="Department" w:id="7"/>
+              <w:top w:val="none" w:sz="4" w:space="0" w:color="000000" w:themeColor="text1"/>
+              <w:left w:val="single" w:sz="12" w:space="0" w:color="000000" w:themeColor="text1"/>
+              <w:bottom w:val="none" w:sz="4" w:space="0" w:color="000000" w:themeColor="text1"/>
+              <w:right w:val="single" w:sz="12" w:space="0" w:color="000000" w:themeColor="text1"/>
+            </w:tcBorders>
+          </w:tcPr>
+          <w:p>
+            <w:bookmarkStart w:id="7" w:name="Department"/>
             <w:r>
               <w:t>xx</w:t>
             </w:r>
@@ -580,30 +537,23 @@
           <w:tcPr>
             <w:tcW w:w="2520" w:type="dxa"/>
             <w:tcBorders>
-              <w:top w:val="none" w:color="000000" w:themeColor="text1" w:sz="4" w:space="0"/>
-              <w:left w:val="single" w:color="000000" w:themeColor="text1" w:sz="12" w:space="0"/>
-              <w:bottom w:val="none" w:color="000000" w:themeColor="text1" w:sz="4" w:space="0"/>
-              <w:right w:val="single" w:color="000000" w:themeColor="text1" w:sz="12" w:space="0"/>
-            </w:tcBorders>
-            <w:tcMar/>
-          </w:tcPr>
-          <w:p>
-            <w:pPr>
-              <w:pStyle w:val="Normal"/>
-              <w:suppressLineNumbers w:val="0"/>
-              <w:bidi w:val="0"/>
-              <w:spacing w:before="0" w:beforeAutospacing="off" w:after="0" w:afterAutospacing="off" w:line="240" w:lineRule="auto"/>
-              <w:ind w:left="0" w:right="0"/>
-              <w:jc w:val="left"/>
-              <w:rPr>
-                <w:b w:val="1"/>
-                <w:bCs w:val="1"/>
-              </w:rPr>
-            </w:pPr>
-            <w:r>
-              <w:rPr>
-                <w:b w:val="1"/>
-                <w:bCs w:val="1"/>
+              <w:top w:val="none" w:sz="4" w:space="0" w:color="000000" w:themeColor="text1"/>
+              <w:left w:val="single" w:sz="12" w:space="0" w:color="000000" w:themeColor="text1"/>
+              <w:bottom w:val="none" w:sz="4" w:space="0" w:color="000000" w:themeColor="text1"/>
+              <w:right w:val="single" w:sz="12" w:space="0" w:color="000000" w:themeColor="text1"/>
+            </w:tcBorders>
+          </w:tcPr>
+          <w:p>
+            <w:pPr>
+              <w:rPr>
+                <w:b/>
+                <w:bCs/>
+              </w:rPr>
+            </w:pPr>
+            <w:r>
+              <w:rPr>
+                <w:b/>
+                <w:bCs/>
               </w:rPr>
               <w:t>PF Account Number</w:t>
             </w:r>
@@ -613,15 +563,14 @@
           <w:tcPr>
             <w:tcW w:w="2925" w:type="dxa"/>
             <w:tcBorders>
-              <w:top w:val="none" w:color="000000" w:themeColor="text1" w:sz="4" w:space="0"/>
-              <w:left w:val="single" w:color="000000" w:themeColor="text1" w:sz="12" w:space="0"/>
-              <w:bottom w:val="none" w:color="000000" w:themeColor="text1" w:sz="4" w:space="0"/>
-              <w:right w:val="single" w:color="000000" w:themeColor="text1" w:sz="12" w:space="0"/>
-            </w:tcBorders>
-            <w:tcMar/>
-          </w:tcPr>
-          <w:p>
-            <w:bookmarkStart w:name="PF" w:id="8"/>
+              <w:top w:val="none" w:sz="4" w:space="0" w:color="000000" w:themeColor="text1"/>
+              <w:left w:val="single" w:sz="12" w:space="0" w:color="000000" w:themeColor="text1"/>
+              <w:bottom w:val="none" w:sz="4" w:space="0" w:color="000000" w:themeColor="text1"/>
+              <w:right w:val="single" w:sz="12" w:space="0" w:color="000000" w:themeColor="text1"/>
+            </w:tcBorders>
+          </w:tcPr>
+          <w:p>
+            <w:bookmarkStart w:id="8" w:name="PF"/>
             <w:r>
               <w:t>xx</w:t>
             </w:r>
@@ -637,12 +586,11 @@
           <w:tcPr>
             <w:tcW w:w="3108" w:type="dxa"/>
             <w:tcBorders>
-              <w:top w:val="none" w:color="000000" w:themeColor="text1" w:sz="4" w:space="0"/>
-              <w:left w:val="single" w:color="000000" w:themeColor="text1" w:sz="12" w:space="0"/>
-              <w:bottom w:val="none" w:color="000000" w:themeColor="text1" w:sz="4" w:space="0"/>
-              <w:right w:val="single" w:color="000000" w:themeColor="text1" w:sz="12" w:space="0"/>
-            </w:tcBorders>
-            <w:tcMar/>
+              <w:top w:val="none" w:sz="4" w:space="0" w:color="000000" w:themeColor="text1"/>
+              <w:left w:val="single" w:sz="12" w:space="0" w:color="000000" w:themeColor="text1"/>
+              <w:bottom w:val="none" w:sz="4" w:space="0" w:color="000000" w:themeColor="text1"/>
+              <w:right w:val="single" w:sz="12" w:space="0" w:color="000000" w:themeColor="text1"/>
+            </w:tcBorders>
           </w:tcPr>
           <w:p>
             <w:pPr>
@@ -664,15 +612,14 @@
           <w:tcPr>
             <w:tcW w:w="3118" w:type="dxa"/>
             <w:tcBorders>
-              <w:top w:val="none" w:color="000000" w:themeColor="text1" w:sz="4" w:space="0"/>
-              <w:left w:val="single" w:color="000000" w:themeColor="text1" w:sz="12" w:space="0"/>
-              <w:bottom w:val="none" w:color="000000" w:themeColor="text1" w:sz="4" w:space="0"/>
-              <w:right w:val="single" w:color="000000" w:themeColor="text1" w:sz="12" w:space="0"/>
-            </w:tcBorders>
-            <w:tcMar/>
-          </w:tcPr>
-          <w:p>
-            <w:bookmarkStart w:name="JoiningDate" w:id="9"/>
+              <w:top w:val="none" w:sz="4" w:space="0" w:color="000000" w:themeColor="text1"/>
+              <w:left w:val="single" w:sz="12" w:space="0" w:color="000000" w:themeColor="text1"/>
+              <w:bottom w:val="none" w:sz="4" w:space="0" w:color="000000" w:themeColor="text1"/>
+              <w:right w:val="single" w:sz="12" w:space="0" w:color="000000" w:themeColor="text1"/>
+            </w:tcBorders>
+          </w:tcPr>
+          <w:p>
+            <w:bookmarkStart w:id="9" w:name="JoiningDate"/>
             <w:r>
               <w:t>xx</w:t>
             </w:r>
@@ -683,30 +630,23 @@
           <w:tcPr>
             <w:tcW w:w="2520" w:type="dxa"/>
             <w:tcBorders>
-              <w:top w:val="none" w:color="000000" w:themeColor="text1" w:sz="4" w:space="0"/>
-              <w:left w:val="single" w:color="000000" w:themeColor="text1" w:sz="12" w:space="0"/>
-              <w:bottom w:val="none" w:color="000000" w:themeColor="text1" w:sz="4" w:space="0"/>
-              <w:right w:val="single" w:color="000000" w:themeColor="text1" w:sz="12" w:space="0"/>
-            </w:tcBorders>
-            <w:tcMar/>
-          </w:tcPr>
-          <w:p>
-            <w:pPr>
-              <w:pStyle w:val="Normal"/>
-              <w:suppressLineNumbers w:val="0"/>
-              <w:bidi w:val="0"/>
-              <w:spacing w:before="0" w:beforeAutospacing="off" w:after="0" w:afterAutospacing="off" w:line="240" w:lineRule="auto"/>
-              <w:ind w:left="0" w:right="0"/>
-              <w:jc w:val="left"/>
-              <w:rPr>
-                <w:b w:val="1"/>
-                <w:bCs w:val="1"/>
-              </w:rPr>
-            </w:pPr>
-            <w:r>
-              <w:rPr>
-                <w:b w:val="1"/>
-                <w:bCs w:val="1"/>
+              <w:top w:val="none" w:sz="4" w:space="0" w:color="000000" w:themeColor="text1"/>
+              <w:left w:val="single" w:sz="12" w:space="0" w:color="000000" w:themeColor="text1"/>
+              <w:bottom w:val="none" w:sz="4" w:space="0" w:color="000000" w:themeColor="text1"/>
+              <w:right w:val="single" w:sz="12" w:space="0" w:color="000000" w:themeColor="text1"/>
+            </w:tcBorders>
+          </w:tcPr>
+          <w:p>
+            <w:pPr>
+              <w:rPr>
+                <w:b/>
+                <w:bCs/>
+              </w:rPr>
+            </w:pPr>
+            <w:r>
+              <w:rPr>
+                <w:b/>
+                <w:bCs/>
               </w:rPr>
               <w:t>Total Working Days</w:t>
             </w:r>
@@ -716,15 +656,14 @@
           <w:tcPr>
             <w:tcW w:w="2925" w:type="dxa"/>
             <w:tcBorders>
-              <w:top w:val="none" w:color="000000" w:themeColor="text1" w:sz="4" w:space="0"/>
-              <w:left w:val="single" w:color="000000" w:themeColor="text1" w:sz="12" w:space="0"/>
-              <w:bottom w:val="none" w:color="000000" w:themeColor="text1" w:sz="4" w:space="0"/>
-              <w:right w:val="single" w:color="000000" w:themeColor="text1" w:sz="12" w:space="0"/>
-            </w:tcBorders>
-            <w:tcMar/>
-          </w:tcPr>
-          <w:p>
-            <w:bookmarkStart w:name="TotalWorkingDays" w:id="10"/>
+              <w:top w:val="none" w:sz="4" w:space="0" w:color="000000" w:themeColor="text1"/>
+              <w:left w:val="single" w:sz="12" w:space="0" w:color="000000" w:themeColor="text1"/>
+              <w:bottom w:val="none" w:sz="4" w:space="0" w:color="000000" w:themeColor="text1"/>
+              <w:right w:val="single" w:sz="12" w:space="0" w:color="000000" w:themeColor="text1"/>
+            </w:tcBorders>
+          </w:tcPr>
+          <w:p>
+            <w:bookmarkStart w:id="10" w:name="TotalWorkingDays"/>
             <w:r>
               <w:t>xx</w:t>
             </w:r>
@@ -740,12 +679,11 @@
           <w:tcPr>
             <w:tcW w:w="3108" w:type="dxa"/>
             <w:tcBorders>
-              <w:top w:val="none" w:color="000000" w:themeColor="text1" w:sz="4" w:space="0"/>
-              <w:left w:val="single" w:color="000000" w:themeColor="text1" w:sz="12" w:space="0"/>
-              <w:bottom w:val="none" w:color="000000" w:themeColor="text1" w:sz="4" w:space="0"/>
-              <w:right w:val="single" w:color="000000" w:themeColor="text1" w:sz="12" w:space="0"/>
-            </w:tcBorders>
-            <w:tcMar/>
+              <w:top w:val="none" w:sz="4" w:space="0" w:color="000000" w:themeColor="text1"/>
+              <w:left w:val="single" w:sz="12" w:space="0" w:color="000000" w:themeColor="text1"/>
+              <w:bottom w:val="none" w:sz="4" w:space="0" w:color="000000" w:themeColor="text1"/>
+              <w:right w:val="single" w:sz="12" w:space="0" w:color="000000" w:themeColor="text1"/>
+            </w:tcBorders>
           </w:tcPr>
           <w:p>
             <w:pPr>
@@ -767,15 +705,14 @@
           <w:tcPr>
             <w:tcW w:w="3118" w:type="dxa"/>
             <w:tcBorders>
-              <w:top w:val="none" w:color="000000" w:themeColor="text1" w:sz="4" w:space="0"/>
-              <w:left w:val="single" w:color="000000" w:themeColor="text1" w:sz="12" w:space="0"/>
-              <w:bottom w:val="none" w:color="000000" w:themeColor="text1" w:sz="4" w:space="0"/>
-              <w:right w:val="single" w:color="000000" w:themeColor="text1" w:sz="12" w:space="0"/>
-            </w:tcBorders>
-            <w:tcMar/>
-          </w:tcPr>
-          <w:p>
-            <w:bookmarkStart w:name="PAN" w:id="11"/>
+              <w:top w:val="none" w:sz="4" w:space="0" w:color="000000" w:themeColor="text1"/>
+              <w:left w:val="single" w:sz="12" w:space="0" w:color="000000" w:themeColor="text1"/>
+              <w:bottom w:val="none" w:sz="4" w:space="0" w:color="000000" w:themeColor="text1"/>
+              <w:right w:val="single" w:sz="12" w:space="0" w:color="000000" w:themeColor="text1"/>
+            </w:tcBorders>
+          </w:tcPr>
+          <w:p>
+            <w:bookmarkStart w:id="11" w:name="PAN"/>
             <w:r>
               <w:t>xx</w:t>
             </w:r>
@@ -786,30 +723,23 @@
           <w:tcPr>
             <w:tcW w:w="2520" w:type="dxa"/>
             <w:tcBorders>
-              <w:top w:val="none" w:color="000000" w:themeColor="text1" w:sz="4" w:space="0"/>
-              <w:left w:val="single" w:color="000000" w:themeColor="text1" w:sz="12" w:space="0"/>
-              <w:bottom w:val="none" w:color="000000" w:themeColor="text1" w:sz="4" w:space="0"/>
-              <w:right w:val="single" w:color="000000" w:themeColor="text1" w:sz="12" w:space="0"/>
-            </w:tcBorders>
-            <w:tcMar/>
-          </w:tcPr>
-          <w:p>
-            <w:pPr>
-              <w:pStyle w:val="Normal"/>
-              <w:suppressLineNumbers w:val="0"/>
-              <w:bidi w:val="0"/>
-              <w:spacing w:before="0" w:beforeAutospacing="off" w:after="0" w:afterAutospacing="off" w:line="240" w:lineRule="auto"/>
-              <w:ind w:left="0" w:right="0"/>
-              <w:jc w:val="left"/>
-              <w:rPr>
-                <w:b w:val="1"/>
-                <w:bCs w:val="1"/>
-              </w:rPr>
-            </w:pPr>
-            <w:r>
-              <w:rPr>
-                <w:b w:val="1"/>
-                <w:bCs w:val="1"/>
+              <w:top w:val="none" w:sz="4" w:space="0" w:color="000000" w:themeColor="text1"/>
+              <w:left w:val="single" w:sz="12" w:space="0" w:color="000000" w:themeColor="text1"/>
+              <w:bottom w:val="none" w:sz="4" w:space="0" w:color="000000" w:themeColor="text1"/>
+              <w:right w:val="single" w:sz="12" w:space="0" w:color="000000" w:themeColor="text1"/>
+            </w:tcBorders>
+          </w:tcPr>
+          <w:p>
+            <w:pPr>
+              <w:rPr>
+                <w:b/>
+                <w:bCs/>
+              </w:rPr>
+            </w:pPr>
+            <w:r>
+              <w:rPr>
+                <w:b/>
+                <w:bCs/>
               </w:rPr>
               <w:t>LOP Days</w:t>
             </w:r>
@@ -819,16 +749,15 @@
           <w:tcPr>
             <w:tcW w:w="2925" w:type="dxa"/>
             <w:tcBorders>
-              <w:top w:val="none" w:color="000000" w:themeColor="text1" w:sz="4" w:space="0"/>
-              <w:left w:val="single" w:color="000000" w:themeColor="text1" w:sz="12" w:space="0"/>
-              <w:bottom w:val="none" w:color="000000" w:themeColor="text1" w:sz="4" w:space="0"/>
-              <w:right w:val="single" w:color="000000" w:themeColor="text1" w:sz="12" w:space="0"/>
-            </w:tcBorders>
-            <w:tcMar/>
-          </w:tcPr>
-          <w:p>
-            <w:bookmarkStart w:name="LOP" w:id="12"/>
-            <w:bookmarkStart w:name="LOPDays" w:id="13"/>
+              <w:top w:val="none" w:sz="4" w:space="0" w:color="000000" w:themeColor="text1"/>
+              <w:left w:val="single" w:sz="12" w:space="0" w:color="000000" w:themeColor="text1"/>
+              <w:bottom w:val="none" w:sz="4" w:space="0" w:color="000000" w:themeColor="text1"/>
+              <w:right w:val="single" w:sz="12" w:space="0" w:color="000000" w:themeColor="text1"/>
+            </w:tcBorders>
+          </w:tcPr>
+          <w:p>
+            <w:bookmarkStart w:id="12" w:name="LOP"/>
+            <w:bookmarkStart w:id="13" w:name="LOPDays"/>
             <w:r>
               <w:t>xx</w:t>
             </w:r>
@@ -845,12 +774,11 @@
           <w:tcPr>
             <w:tcW w:w="3108" w:type="dxa"/>
             <w:tcBorders>
-              <w:top w:val="none" w:color="000000" w:themeColor="text1" w:sz="4" w:space="0"/>
-              <w:left w:val="single" w:color="000000" w:themeColor="text1" w:sz="12" w:space="0"/>
-              <w:bottom w:val="single" w:color="000000" w:themeColor="text1" w:sz="12" w:space="0"/>
-              <w:right w:val="single" w:color="000000" w:themeColor="text1" w:sz="12" w:space="0"/>
-            </w:tcBorders>
-            <w:tcMar/>
+              <w:top w:val="none" w:sz="4" w:space="0" w:color="000000" w:themeColor="text1"/>
+              <w:left w:val="single" w:sz="12" w:space="0" w:color="000000" w:themeColor="text1"/>
+              <w:bottom w:val="single" w:sz="12" w:space="0" w:color="000000" w:themeColor="text1"/>
+              <w:right w:val="single" w:sz="12" w:space="0" w:color="000000" w:themeColor="text1"/>
+            </w:tcBorders>
           </w:tcPr>
           <w:p>
             <w:pPr>
@@ -872,15 +800,14 @@
           <w:tcPr>
             <w:tcW w:w="3118" w:type="dxa"/>
             <w:tcBorders>
-              <w:top w:val="none" w:color="000000" w:themeColor="text1" w:sz="4" w:space="0"/>
-              <w:left w:val="single" w:color="000000" w:themeColor="text1" w:sz="12" w:space="0"/>
-              <w:bottom w:val="single" w:color="000000" w:themeColor="text1" w:sz="12" w:space="0"/>
-              <w:right w:val="single" w:color="000000" w:themeColor="text1" w:sz="12" w:space="0"/>
-            </w:tcBorders>
-            <w:tcMar/>
-          </w:tcPr>
-          <w:p>
-            <w:bookmarkStart w:name="Location" w:id="14"/>
+              <w:top w:val="none" w:sz="4" w:space="0" w:color="000000" w:themeColor="text1"/>
+              <w:left w:val="single" w:sz="12" w:space="0" w:color="000000" w:themeColor="text1"/>
+              <w:bottom w:val="single" w:sz="12" w:space="0" w:color="000000" w:themeColor="text1"/>
+              <w:right w:val="single" w:sz="12" w:space="0" w:color="000000" w:themeColor="text1"/>
+            </w:tcBorders>
+          </w:tcPr>
+          <w:p>
+            <w:bookmarkStart w:id="14" w:name="Location"/>
             <w:r>
               <w:t>xx</w:t>
             </w:r>
@@ -891,30 +818,23 @@
           <w:tcPr>
             <w:tcW w:w="2520" w:type="dxa"/>
             <w:tcBorders>
-              <w:top w:val="none" w:color="000000" w:themeColor="text1" w:sz="4" w:space="0"/>
-              <w:left w:val="single" w:color="000000" w:themeColor="text1" w:sz="12" w:space="0"/>
-              <w:bottom w:val="single" w:color="000000" w:themeColor="text1" w:sz="12" w:space="0"/>
-              <w:right w:val="single" w:color="000000" w:themeColor="text1" w:sz="12" w:space="0"/>
-            </w:tcBorders>
-            <w:tcMar/>
-          </w:tcPr>
-          <w:p>
-            <w:pPr>
-              <w:pStyle w:val="Normal"/>
-              <w:suppressLineNumbers w:val="0"/>
-              <w:bidi w:val="0"/>
-              <w:spacing w:before="0" w:beforeAutospacing="off" w:after="0" w:afterAutospacing="off" w:line="240" w:lineRule="auto"/>
-              <w:ind w:left="0" w:right="0"/>
-              <w:jc w:val="left"/>
-              <w:rPr>
-                <w:b w:val="1"/>
-                <w:bCs w:val="1"/>
-              </w:rPr>
-            </w:pPr>
-            <w:r>
-              <w:rPr>
-                <w:b w:val="1"/>
-                <w:bCs w:val="1"/>
+              <w:top w:val="none" w:sz="4" w:space="0" w:color="000000" w:themeColor="text1"/>
+              <w:left w:val="single" w:sz="12" w:space="0" w:color="000000" w:themeColor="text1"/>
+              <w:bottom w:val="single" w:sz="12" w:space="0" w:color="000000" w:themeColor="text1"/>
+              <w:right w:val="single" w:sz="12" w:space="0" w:color="000000" w:themeColor="text1"/>
+            </w:tcBorders>
+          </w:tcPr>
+          <w:p>
+            <w:pPr>
+              <w:rPr>
+                <w:b/>
+                <w:bCs/>
+              </w:rPr>
+            </w:pPr>
+            <w:r>
+              <w:rPr>
+                <w:b/>
+                <w:bCs/>
               </w:rPr>
               <w:t>Paid Days</w:t>
             </w:r>
@@ -924,15 +844,14 @@
           <w:tcPr>
             <w:tcW w:w="2925" w:type="dxa"/>
             <w:tcBorders>
-              <w:top w:val="none" w:color="000000" w:themeColor="text1" w:sz="4" w:space="0"/>
-              <w:left w:val="single" w:color="000000" w:themeColor="text1" w:sz="12" w:space="0"/>
-              <w:bottom w:val="single" w:color="000000" w:themeColor="text1" w:sz="12" w:space="0"/>
-              <w:right w:val="single" w:color="000000" w:themeColor="text1" w:sz="12" w:space="0"/>
-            </w:tcBorders>
-            <w:tcMar/>
-          </w:tcPr>
-          <w:p>
-            <w:bookmarkStart w:name="PaidDays" w:id="15"/>
+              <w:top w:val="none" w:sz="4" w:space="0" w:color="000000" w:themeColor="text1"/>
+              <w:left w:val="single" w:sz="12" w:space="0" w:color="000000" w:themeColor="text1"/>
+              <w:bottom w:val="single" w:sz="12" w:space="0" w:color="000000" w:themeColor="text1"/>
+              <w:right w:val="single" w:sz="12" w:space="0" w:color="000000" w:themeColor="text1"/>
+            </w:tcBorders>
+          </w:tcPr>
+          <w:p>
+            <w:bookmarkStart w:id="15" w:name="PaidDays"/>
             <w:r>
               <w:t>xx</w:t>
             </w:r>
@@ -945,12 +864,11 @@
           <w:tcPr>
             <w:tcW w:w="3108" w:type="dxa"/>
             <w:tcBorders>
-              <w:top w:val="single" w:color="000000" w:themeColor="text1" w:sz="12" w:space="0"/>
-              <w:left w:val="single" w:color="auto" w:sz="12" w:space="0"/>
-              <w:bottom w:val="single" w:color="000000" w:themeColor="text1" w:sz="12" w:space="0"/>
-              <w:right w:val="single" w:color="auto" w:sz="12" w:space="0"/>
-            </w:tcBorders>
-            <w:tcMar/>
+              <w:top w:val="single" w:sz="12" w:space="0" w:color="000000" w:themeColor="text1"/>
+              <w:left w:val="single" w:sz="12" w:space="0" w:color="auto"/>
+              <w:bottom w:val="single" w:sz="12" w:space="0" w:color="000000" w:themeColor="text1"/>
+              <w:right w:val="single" w:sz="12" w:space="0" w:color="auto"/>
+            </w:tcBorders>
           </w:tcPr>
           <w:p>
             <w:pPr>
@@ -973,12 +891,11 @@
           <w:tcPr>
             <w:tcW w:w="3118" w:type="dxa"/>
             <w:tcBorders>
-              <w:top w:val="single" w:color="000000" w:themeColor="text1" w:sz="12" w:space="0"/>
-              <w:left w:val="single" w:color="auto" w:sz="12" w:space="0"/>
-              <w:bottom w:val="single" w:color="000000" w:themeColor="text1" w:sz="12" w:space="0"/>
-              <w:right w:val="single" w:color="auto" w:sz="12" w:space="0"/>
-            </w:tcBorders>
-            <w:tcMar/>
+              <w:top w:val="single" w:sz="12" w:space="0" w:color="000000" w:themeColor="text1"/>
+              <w:left w:val="single" w:sz="12" w:space="0" w:color="auto"/>
+              <w:bottom w:val="single" w:sz="12" w:space="0" w:color="000000" w:themeColor="text1"/>
+              <w:right w:val="single" w:sz="12" w:space="0" w:color="auto"/>
+            </w:tcBorders>
           </w:tcPr>
           <w:p>
             <w:pPr>
@@ -997,12 +914,11 @@
           <w:tcPr>
             <w:tcW w:w="2520" w:type="dxa"/>
             <w:tcBorders>
-              <w:top w:val="single" w:color="000000" w:themeColor="text1" w:sz="12" w:space="0"/>
-              <w:left w:val="single" w:color="auto" w:sz="12" w:space="0"/>
-              <w:bottom w:val="single" w:color="000000" w:themeColor="text1" w:sz="12" w:space="0"/>
-              <w:right w:val="single" w:color="auto" w:sz="12" w:space="0"/>
-            </w:tcBorders>
-            <w:tcMar/>
+              <w:top w:val="single" w:sz="12" w:space="0" w:color="000000" w:themeColor="text1"/>
+              <w:left w:val="single" w:sz="12" w:space="0" w:color="auto"/>
+              <w:bottom w:val="single" w:sz="12" w:space="0" w:color="000000" w:themeColor="text1"/>
+              <w:right w:val="single" w:sz="12" w:space="0" w:color="auto"/>
+            </w:tcBorders>
           </w:tcPr>
           <w:p>
             <w:pPr>
@@ -1025,12 +941,11 @@
           <w:tcPr>
             <w:tcW w:w="2925" w:type="dxa"/>
             <w:tcBorders>
-              <w:top w:val="single" w:color="000000" w:themeColor="text1" w:sz="12" w:space="0"/>
-              <w:left w:val="single" w:color="auto" w:sz="12" w:space="0"/>
-              <w:bottom w:val="single" w:color="000000" w:themeColor="text1" w:sz="12" w:space="0"/>
-              <w:right w:val="single" w:color="auto" w:sz="12" w:space="0"/>
-            </w:tcBorders>
-            <w:tcMar/>
+              <w:top w:val="single" w:sz="12" w:space="0" w:color="000000" w:themeColor="text1"/>
+              <w:left w:val="single" w:sz="12" w:space="0" w:color="auto"/>
+              <w:bottom w:val="single" w:sz="12" w:space="0" w:color="000000" w:themeColor="text1"/>
+              <w:right w:val="single" w:sz="12" w:space="0" w:color="auto"/>
+            </w:tcBorders>
           </w:tcPr>
           <w:p>
             <w:pPr>
@@ -1051,12 +966,11 @@
           <w:tcPr>
             <w:tcW w:w="3108" w:type="dxa"/>
             <w:tcBorders>
-              <w:top w:val="single" w:color="000000" w:themeColor="text1" w:sz="12" w:space="0"/>
-              <w:left w:val="single" w:color="000000" w:themeColor="text1" w:sz="12" w:space="0"/>
-              <w:bottom w:val="none" w:color="000000" w:themeColor="text1" w:sz="4" w:space="0"/>
-              <w:right w:val="single" w:color="000000" w:themeColor="text1" w:sz="12" w:space="0"/>
-            </w:tcBorders>
-            <w:tcMar/>
+              <w:top w:val="single" w:sz="12" w:space="0" w:color="000000" w:themeColor="text1"/>
+              <w:left w:val="single" w:sz="12" w:space="0" w:color="000000" w:themeColor="text1"/>
+              <w:bottom w:val="none" w:sz="4" w:space="0" w:color="000000" w:themeColor="text1"/>
+              <w:right w:val="single" w:sz="12" w:space="0" w:color="000000" w:themeColor="text1"/>
+            </w:tcBorders>
           </w:tcPr>
           <w:p>
             <w:r>
@@ -1068,18 +982,17 @@
           <w:tcPr>
             <w:tcW w:w="3118" w:type="dxa"/>
             <w:tcBorders>
-              <w:top w:val="single" w:color="000000" w:themeColor="text1" w:sz="12" w:space="0"/>
-              <w:left w:val="single" w:color="000000" w:themeColor="text1" w:sz="12" w:space="0"/>
-              <w:bottom w:val="none" w:color="000000" w:themeColor="text1" w:sz="4" w:space="0"/>
-              <w:right w:val="single" w:color="000000" w:themeColor="text1" w:sz="12" w:space="0"/>
-            </w:tcBorders>
-            <w:tcMar/>
+              <w:top w:val="single" w:sz="12" w:space="0" w:color="000000" w:themeColor="text1"/>
+              <w:left w:val="single" w:sz="12" w:space="0" w:color="000000" w:themeColor="text1"/>
+              <w:bottom w:val="none" w:sz="4" w:space="0" w:color="000000" w:themeColor="text1"/>
+              <w:right w:val="single" w:sz="12" w:space="0" w:color="000000" w:themeColor="text1"/>
+            </w:tcBorders>
           </w:tcPr>
           <w:p>
             <w:pPr>
               <w:jc w:val="right"/>
             </w:pPr>
-            <w:bookmarkStart w:name="Basic" w:id="16"/>
+            <w:bookmarkStart w:id="16" w:name="Basic"/>
             <w:r>
               <w:t>00</w:t>
             </w:r>
@@ -1090,12 +1003,11 @@
           <w:tcPr>
             <w:tcW w:w="2520" w:type="dxa"/>
             <w:tcBorders>
-              <w:top w:val="single" w:color="000000" w:themeColor="text1" w:sz="12" w:space="0"/>
-              <w:left w:val="single" w:color="000000" w:themeColor="text1" w:sz="12" w:space="0"/>
-              <w:bottom w:val="none" w:color="000000" w:themeColor="text1" w:sz="4" w:space="0"/>
-              <w:right w:val="single" w:color="000000" w:themeColor="text1" w:sz="12" w:space="0"/>
-            </w:tcBorders>
-            <w:tcMar/>
+              <w:top w:val="single" w:sz="12" w:space="0" w:color="000000" w:themeColor="text1"/>
+              <w:left w:val="single" w:sz="12" w:space="0" w:color="000000" w:themeColor="text1"/>
+              <w:bottom w:val="none" w:sz="4" w:space="0" w:color="000000" w:themeColor="text1"/>
+              <w:right w:val="single" w:sz="12" w:space="0" w:color="000000" w:themeColor="text1"/>
+            </w:tcBorders>
           </w:tcPr>
           <w:p>
             <w:r>
@@ -1107,18 +1019,17 @@
           <w:tcPr>
             <w:tcW w:w="2925" w:type="dxa"/>
             <w:tcBorders>
-              <w:top w:val="single" w:color="000000" w:themeColor="text1" w:sz="12" w:space="0"/>
-              <w:left w:val="single" w:color="000000" w:themeColor="text1" w:sz="12" w:space="0"/>
-              <w:bottom w:val="none" w:color="000000" w:themeColor="text1" w:sz="4" w:space="0"/>
-              <w:right w:val="single" w:color="000000" w:themeColor="text1" w:sz="12" w:space="0"/>
-            </w:tcBorders>
-            <w:tcMar/>
+              <w:top w:val="single" w:sz="12" w:space="0" w:color="000000" w:themeColor="text1"/>
+              <w:left w:val="single" w:sz="12" w:space="0" w:color="000000" w:themeColor="text1"/>
+              <w:bottom w:val="none" w:sz="4" w:space="0" w:color="000000" w:themeColor="text1"/>
+              <w:right w:val="single" w:sz="12" w:space="0" w:color="000000" w:themeColor="text1"/>
+            </w:tcBorders>
           </w:tcPr>
           <w:p>
             <w:pPr>
               <w:jc w:val="right"/>
             </w:pPr>
-            <w:bookmarkStart w:name="ProfessionalTax" w:id="17"/>
+            <w:bookmarkStart w:id="17" w:name="ProfessionalTax"/>
             <w:r>
               <w:t>00</w:t>
             </w:r>
@@ -1131,12 +1042,11 @@
           <w:tcPr>
             <w:tcW w:w="3108" w:type="dxa"/>
             <w:tcBorders>
-              <w:top w:val="none" w:color="000000" w:themeColor="text1" w:sz="4" w:space="0"/>
-              <w:left w:val="single" w:color="000000" w:themeColor="text1" w:sz="12" w:space="0"/>
-              <w:bottom w:val="none" w:color="000000" w:themeColor="text1" w:sz="4" w:space="0"/>
-              <w:right w:val="single" w:color="000000" w:themeColor="text1" w:sz="12" w:space="0"/>
-            </w:tcBorders>
-            <w:tcMar/>
+              <w:top w:val="none" w:sz="4" w:space="0" w:color="000000" w:themeColor="text1"/>
+              <w:left w:val="single" w:sz="12" w:space="0" w:color="000000" w:themeColor="text1"/>
+              <w:bottom w:val="none" w:sz="4" w:space="0" w:color="000000" w:themeColor="text1"/>
+              <w:right w:val="single" w:sz="12" w:space="0" w:color="000000" w:themeColor="text1"/>
+            </w:tcBorders>
           </w:tcPr>
           <w:p>
             <w:r>
@@ -1148,18 +1058,17 @@
           <w:tcPr>
             <w:tcW w:w="3118" w:type="dxa"/>
             <w:tcBorders>
-              <w:top w:val="none" w:color="000000" w:themeColor="text1" w:sz="4" w:space="0"/>
-              <w:left w:val="single" w:color="000000" w:themeColor="text1" w:sz="12" w:space="0"/>
-              <w:bottom w:val="none" w:color="000000" w:themeColor="text1" w:sz="4" w:space="0"/>
-              <w:right w:val="single" w:color="000000" w:themeColor="text1" w:sz="12" w:space="0"/>
-            </w:tcBorders>
-            <w:tcMar/>
+              <w:top w:val="none" w:sz="4" w:space="0" w:color="000000" w:themeColor="text1"/>
+              <w:left w:val="single" w:sz="12" w:space="0" w:color="000000" w:themeColor="text1"/>
+              <w:bottom w:val="none" w:sz="4" w:space="0" w:color="000000" w:themeColor="text1"/>
+              <w:right w:val="single" w:sz="12" w:space="0" w:color="000000" w:themeColor="text1"/>
+            </w:tcBorders>
           </w:tcPr>
           <w:p>
             <w:pPr>
               <w:jc w:val="right"/>
             </w:pPr>
-            <w:bookmarkStart w:name="HRA" w:id="18"/>
+            <w:bookmarkStart w:id="18" w:name="HRA"/>
             <w:r>
               <w:t>00</w:t>
             </w:r>
@@ -1170,12 +1079,11 @@
           <w:tcPr>
             <w:tcW w:w="2520" w:type="dxa"/>
             <w:tcBorders>
-              <w:top w:val="none" w:color="000000" w:themeColor="text1" w:sz="4" w:space="0"/>
-              <w:left w:val="single" w:color="000000" w:themeColor="text1" w:sz="12" w:space="0"/>
-              <w:bottom w:val="none" w:color="000000" w:themeColor="text1" w:sz="4" w:space="0"/>
-              <w:right w:val="single" w:color="000000" w:themeColor="text1" w:sz="12" w:space="0"/>
-            </w:tcBorders>
-            <w:tcMar/>
+              <w:top w:val="none" w:sz="4" w:space="0" w:color="000000" w:themeColor="text1"/>
+              <w:left w:val="single" w:sz="12" w:space="0" w:color="000000" w:themeColor="text1"/>
+              <w:bottom w:val="none" w:sz="4" w:space="0" w:color="000000" w:themeColor="text1"/>
+              <w:right w:val="single" w:sz="12" w:space="0" w:color="000000" w:themeColor="text1"/>
+            </w:tcBorders>
           </w:tcPr>
           <w:p>
             <w:r>
@@ -1187,18 +1095,17 @@
           <w:tcPr>
             <w:tcW w:w="2925" w:type="dxa"/>
             <w:tcBorders>
-              <w:top w:val="none" w:color="000000" w:themeColor="text1" w:sz="4" w:space="0"/>
-              <w:left w:val="single" w:color="000000" w:themeColor="text1" w:sz="12" w:space="0"/>
-              <w:bottom w:val="none" w:color="000000" w:themeColor="text1" w:sz="4" w:space="0"/>
-              <w:right w:val="single" w:color="000000" w:themeColor="text1" w:sz="12" w:space="0"/>
-            </w:tcBorders>
-            <w:tcMar/>
+              <w:top w:val="none" w:sz="4" w:space="0" w:color="000000" w:themeColor="text1"/>
+              <w:left w:val="single" w:sz="12" w:space="0" w:color="000000" w:themeColor="text1"/>
+              <w:bottom w:val="none" w:sz="4" w:space="0" w:color="000000" w:themeColor="text1"/>
+              <w:right w:val="single" w:sz="12" w:space="0" w:color="000000" w:themeColor="text1"/>
+            </w:tcBorders>
           </w:tcPr>
           <w:p>
             <w:pPr>
               <w:jc w:val="right"/>
             </w:pPr>
-            <w:bookmarkStart w:name="PFAmount" w:id="19"/>
+            <w:bookmarkStart w:id="19" w:name="PFAmount"/>
             <w:r>
               <w:t>00</w:t>
             </w:r>
@@ -1211,12 +1118,11 @@
           <w:tcPr>
             <w:tcW w:w="3108" w:type="dxa"/>
             <w:tcBorders>
-              <w:top w:val="none" w:color="000000" w:themeColor="text1" w:sz="4" w:space="0"/>
-              <w:left w:val="single" w:color="000000" w:themeColor="text1" w:sz="12" w:space="0"/>
-              <w:bottom w:val="none" w:color="000000" w:themeColor="text1" w:sz="4" w:space="0"/>
-              <w:right w:val="single" w:color="000000" w:themeColor="text1" w:sz="12" w:space="0"/>
-            </w:tcBorders>
-            <w:tcMar/>
+              <w:top w:val="none" w:sz="4" w:space="0" w:color="000000" w:themeColor="text1"/>
+              <w:left w:val="single" w:sz="12" w:space="0" w:color="000000" w:themeColor="text1"/>
+              <w:bottom w:val="none" w:sz="4" w:space="0" w:color="000000" w:themeColor="text1"/>
+              <w:right w:val="single" w:sz="12" w:space="0" w:color="000000" w:themeColor="text1"/>
+            </w:tcBorders>
           </w:tcPr>
           <w:p>
             <w:r>
@@ -1228,18 +1134,17 @@
           <w:tcPr>
             <w:tcW w:w="3118" w:type="dxa"/>
             <w:tcBorders>
-              <w:top w:val="none" w:color="000000" w:themeColor="text1" w:sz="4" w:space="0"/>
-              <w:left w:val="single" w:color="000000" w:themeColor="text1" w:sz="12" w:space="0"/>
-              <w:bottom w:val="none" w:color="000000" w:themeColor="text1" w:sz="4" w:space="0"/>
-              <w:right w:val="single" w:color="000000" w:themeColor="text1" w:sz="12" w:space="0"/>
-            </w:tcBorders>
-            <w:tcMar/>
+              <w:top w:val="none" w:sz="4" w:space="0" w:color="000000" w:themeColor="text1"/>
+              <w:left w:val="single" w:sz="12" w:space="0" w:color="000000" w:themeColor="text1"/>
+              <w:bottom w:val="none" w:sz="4" w:space="0" w:color="000000" w:themeColor="text1"/>
+              <w:right w:val="single" w:sz="12" w:space="0" w:color="000000" w:themeColor="text1"/>
+            </w:tcBorders>
           </w:tcPr>
           <w:p>
             <w:pPr>
               <w:jc w:val="right"/>
             </w:pPr>
-            <w:bookmarkStart w:name="ConveyanceAllowance" w:id="20"/>
+            <w:bookmarkStart w:id="20" w:name="ConveyanceAllowance"/>
             <w:r>
               <w:t>00</w:t>
             </w:r>
@@ -1250,12 +1155,11 @@
           <w:tcPr>
             <w:tcW w:w="2520" w:type="dxa"/>
             <w:tcBorders>
-              <w:top w:val="none" w:color="000000" w:themeColor="text1" w:sz="4" w:space="0"/>
-              <w:left w:val="single" w:color="000000" w:themeColor="text1" w:sz="12" w:space="0"/>
-              <w:bottom w:val="none" w:color="000000" w:themeColor="text1" w:sz="4" w:space="0"/>
-              <w:right w:val="single" w:color="000000" w:themeColor="text1" w:sz="12" w:space="0"/>
-            </w:tcBorders>
-            <w:tcMar/>
+              <w:top w:val="none" w:sz="4" w:space="0" w:color="000000" w:themeColor="text1"/>
+              <w:left w:val="single" w:sz="12" w:space="0" w:color="000000" w:themeColor="text1"/>
+              <w:bottom w:val="none" w:sz="4" w:space="0" w:color="000000" w:themeColor="text1"/>
+              <w:right w:val="single" w:sz="12" w:space="0" w:color="000000" w:themeColor="text1"/>
+            </w:tcBorders>
           </w:tcPr>
           <w:p>
             <w:r>
@@ -1267,18 +1171,17 @@
           <w:tcPr>
             <w:tcW w:w="2925" w:type="dxa"/>
             <w:tcBorders>
-              <w:top w:val="none" w:color="000000" w:themeColor="text1" w:sz="4" w:space="0"/>
-              <w:left w:val="single" w:color="000000" w:themeColor="text1" w:sz="12" w:space="0"/>
-              <w:bottom w:val="none" w:color="000000" w:themeColor="text1" w:sz="4" w:space="0"/>
-              <w:right w:val="single" w:color="000000" w:themeColor="text1" w:sz="12" w:space="0"/>
-            </w:tcBorders>
-            <w:tcMar/>
+              <w:top w:val="none" w:sz="4" w:space="0" w:color="000000" w:themeColor="text1"/>
+              <w:left w:val="single" w:sz="12" w:space="0" w:color="000000" w:themeColor="text1"/>
+              <w:bottom w:val="none" w:sz="4" w:space="0" w:color="000000" w:themeColor="text1"/>
+              <w:right w:val="single" w:sz="12" w:space="0" w:color="000000" w:themeColor="text1"/>
+            </w:tcBorders>
           </w:tcPr>
           <w:p>
             <w:pPr>
               <w:jc w:val="right"/>
             </w:pPr>
-            <w:bookmarkStart w:name="OtherDeduction" w:id="21"/>
+            <w:bookmarkStart w:id="21" w:name="OtherDeduction"/>
             <w:r>
               <w:t>00</w:t>
             </w:r>
@@ -1291,12 +1194,11 @@
           <w:tcPr>
             <w:tcW w:w="3108" w:type="dxa"/>
             <w:tcBorders>
-              <w:top w:val="none" w:color="000000" w:themeColor="text1" w:sz="4" w:space="0"/>
-              <w:left w:val="single" w:color="000000" w:themeColor="text1" w:sz="12" w:space="0"/>
-              <w:bottom w:val="none" w:color="000000" w:themeColor="text1" w:sz="4" w:space="0"/>
-              <w:right w:val="single" w:color="000000" w:themeColor="text1" w:sz="12" w:space="0"/>
-            </w:tcBorders>
-            <w:tcMar/>
+              <w:top w:val="none" w:sz="4" w:space="0" w:color="000000" w:themeColor="text1"/>
+              <w:left w:val="single" w:sz="12" w:space="0" w:color="000000" w:themeColor="text1"/>
+              <w:bottom w:val="none" w:sz="4" w:space="0" w:color="000000" w:themeColor="text1"/>
+              <w:right w:val="single" w:sz="12" w:space="0" w:color="000000" w:themeColor="text1"/>
+            </w:tcBorders>
           </w:tcPr>
           <w:p>
             <w:r>
@@ -1308,18 +1210,17 @@
           <w:tcPr>
             <w:tcW w:w="3118" w:type="dxa"/>
             <w:tcBorders>
-              <w:top w:val="none" w:color="000000" w:themeColor="text1" w:sz="4" w:space="0"/>
-              <w:left w:val="single" w:color="000000" w:themeColor="text1" w:sz="12" w:space="0"/>
-              <w:bottom w:val="none" w:color="000000" w:themeColor="text1" w:sz="4" w:space="0"/>
-              <w:right w:val="single" w:color="000000" w:themeColor="text1" w:sz="12" w:space="0"/>
-            </w:tcBorders>
-            <w:tcMar/>
+              <w:top w:val="none" w:sz="4" w:space="0" w:color="000000" w:themeColor="text1"/>
+              <w:left w:val="single" w:sz="12" w:space="0" w:color="000000" w:themeColor="text1"/>
+              <w:bottom w:val="none" w:sz="4" w:space="0" w:color="000000" w:themeColor="text1"/>
+              <w:right w:val="single" w:sz="12" w:space="0" w:color="000000" w:themeColor="text1"/>
+            </w:tcBorders>
           </w:tcPr>
           <w:p>
             <w:pPr>
               <w:jc w:val="right"/>
             </w:pPr>
-            <w:bookmarkStart w:name="Medical" w:id="22"/>
+            <w:bookmarkStart w:id="22" w:name="Medical"/>
             <w:r>
               <w:t>00</w:t>
             </w:r>
@@ -1330,12 +1231,11 @@
           <w:tcPr>
             <w:tcW w:w="2520" w:type="dxa"/>
             <w:tcBorders>
-              <w:top w:val="none" w:color="000000" w:themeColor="text1" w:sz="4" w:space="0"/>
-              <w:left w:val="single" w:color="000000" w:themeColor="text1" w:sz="12" w:space="0"/>
-              <w:bottom w:val="none" w:color="000000" w:themeColor="text1" w:sz="4" w:space="0"/>
-              <w:right w:val="single" w:color="000000" w:themeColor="text1" w:sz="12" w:space="0"/>
-            </w:tcBorders>
-            <w:tcMar/>
+              <w:top w:val="none" w:sz="4" w:space="0" w:color="000000" w:themeColor="text1"/>
+              <w:left w:val="single" w:sz="12" w:space="0" w:color="000000" w:themeColor="text1"/>
+              <w:bottom w:val="none" w:sz="4" w:space="0" w:color="000000" w:themeColor="text1"/>
+              <w:right w:val="single" w:sz="12" w:space="0" w:color="000000" w:themeColor="text1"/>
+            </w:tcBorders>
           </w:tcPr>
           <w:p/>
         </w:tc>
@@ -1343,12 +1243,11 @@
           <w:tcPr>
             <w:tcW w:w="2925" w:type="dxa"/>
             <w:tcBorders>
-              <w:top w:val="none" w:color="000000" w:themeColor="text1" w:sz="4" w:space="0"/>
-              <w:left w:val="single" w:color="000000" w:themeColor="text1" w:sz="12" w:space="0"/>
-              <w:bottom w:val="none" w:color="000000" w:themeColor="text1" w:sz="4" w:space="0"/>
-              <w:right w:val="single" w:color="000000" w:themeColor="text1" w:sz="12" w:space="0"/>
-            </w:tcBorders>
-            <w:tcMar/>
+              <w:top w:val="none" w:sz="4" w:space="0" w:color="000000" w:themeColor="text1"/>
+              <w:left w:val="single" w:sz="12" w:space="0" w:color="000000" w:themeColor="text1"/>
+              <w:bottom w:val="none" w:sz="4" w:space="0" w:color="000000" w:themeColor="text1"/>
+              <w:right w:val="single" w:sz="12" w:space="0" w:color="000000" w:themeColor="text1"/>
+            </w:tcBorders>
           </w:tcPr>
           <w:p>
             <w:pPr>
@@ -1362,12 +1261,11 @@
           <w:tcPr>
             <w:tcW w:w="3108" w:type="dxa"/>
             <w:tcBorders>
-              <w:top w:val="none" w:color="000000" w:themeColor="text1" w:sz="4" w:space="0"/>
-              <w:left w:val="single" w:color="000000" w:themeColor="text1" w:sz="12" w:space="0"/>
-              <w:bottom w:val="none" w:color="000000" w:themeColor="text1" w:sz="4" w:space="0"/>
-              <w:right w:val="single" w:color="000000" w:themeColor="text1" w:sz="12" w:space="0"/>
-            </w:tcBorders>
-            <w:tcMar/>
+              <w:top w:val="none" w:sz="4" w:space="0" w:color="000000" w:themeColor="text1"/>
+              <w:left w:val="single" w:sz="12" w:space="0" w:color="000000" w:themeColor="text1"/>
+              <w:bottom w:val="none" w:sz="4" w:space="0" w:color="000000" w:themeColor="text1"/>
+              <w:right w:val="single" w:sz="12" w:space="0" w:color="000000" w:themeColor="text1"/>
+            </w:tcBorders>
           </w:tcPr>
           <w:p>
             <w:r>
@@ -1379,18 +1277,17 @@
           <w:tcPr>
             <w:tcW w:w="3118" w:type="dxa"/>
             <w:tcBorders>
-              <w:top w:val="none" w:color="000000" w:themeColor="text1" w:sz="4" w:space="0"/>
-              <w:left w:val="single" w:color="000000" w:themeColor="text1" w:sz="12" w:space="0"/>
-              <w:bottom w:val="none" w:color="000000" w:themeColor="text1" w:sz="4" w:space="0"/>
-              <w:right w:val="single" w:color="000000" w:themeColor="text1" w:sz="12" w:space="0"/>
-            </w:tcBorders>
-            <w:tcMar/>
+              <w:top w:val="none" w:sz="4" w:space="0" w:color="000000" w:themeColor="text1"/>
+              <w:left w:val="single" w:sz="12" w:space="0" w:color="000000" w:themeColor="text1"/>
+              <w:bottom w:val="none" w:sz="4" w:space="0" w:color="000000" w:themeColor="text1"/>
+              <w:right w:val="single" w:sz="12" w:space="0" w:color="000000" w:themeColor="text1"/>
+            </w:tcBorders>
           </w:tcPr>
           <w:p>
             <w:pPr>
               <w:jc w:val="right"/>
             </w:pPr>
-            <w:bookmarkStart w:name="Special" w:id="23"/>
+            <w:bookmarkStart w:id="23" w:name="Special"/>
             <w:r>
               <w:t>00</w:t>
             </w:r>
@@ -1401,12 +1298,11 @@
           <w:tcPr>
             <w:tcW w:w="2520" w:type="dxa"/>
             <w:tcBorders>
-              <w:top w:val="none" w:color="000000" w:themeColor="text1" w:sz="4" w:space="0"/>
-              <w:left w:val="single" w:color="000000" w:themeColor="text1" w:sz="12" w:space="0"/>
-              <w:bottom w:val="none" w:color="000000" w:themeColor="text1" w:sz="4" w:space="0"/>
-              <w:right w:val="single" w:color="000000" w:themeColor="text1" w:sz="12" w:space="0"/>
-            </w:tcBorders>
-            <w:tcMar/>
+              <w:top w:val="none" w:sz="4" w:space="0" w:color="000000" w:themeColor="text1"/>
+              <w:left w:val="single" w:sz="12" w:space="0" w:color="000000" w:themeColor="text1"/>
+              <w:bottom w:val="none" w:sz="4" w:space="0" w:color="000000" w:themeColor="text1"/>
+              <w:right w:val="single" w:sz="12" w:space="0" w:color="000000" w:themeColor="text1"/>
+            </w:tcBorders>
           </w:tcPr>
           <w:p/>
         </w:tc>
@@ -1414,12 +1310,11 @@
           <w:tcPr>
             <w:tcW w:w="2925" w:type="dxa"/>
             <w:tcBorders>
-              <w:top w:val="none" w:color="000000" w:themeColor="text1" w:sz="4" w:space="0"/>
-              <w:left w:val="single" w:color="000000" w:themeColor="text1" w:sz="12" w:space="0"/>
-              <w:bottom w:val="none" w:color="000000" w:themeColor="text1" w:sz="4" w:space="0"/>
-              <w:right w:val="single" w:color="000000" w:themeColor="text1" w:sz="12" w:space="0"/>
-            </w:tcBorders>
-            <w:tcMar/>
+              <w:top w:val="none" w:sz="4" w:space="0" w:color="000000" w:themeColor="text1"/>
+              <w:left w:val="single" w:sz="12" w:space="0" w:color="000000" w:themeColor="text1"/>
+              <w:bottom w:val="none" w:sz="4" w:space="0" w:color="000000" w:themeColor="text1"/>
+              <w:right w:val="single" w:sz="12" w:space="0" w:color="000000" w:themeColor="text1"/>
+            </w:tcBorders>
           </w:tcPr>
           <w:p/>
         </w:tc>
@@ -1429,12 +1324,11 @@
           <w:tcPr>
             <w:tcW w:w="3108" w:type="dxa"/>
             <w:tcBorders>
-              <w:top w:val="none" w:color="000000" w:themeColor="text1" w:sz="4" w:space="0"/>
-              <w:left w:val="single" w:color="000000" w:themeColor="text1" w:sz="12" w:space="0"/>
-              <w:bottom w:val="none" w:color="000000" w:themeColor="text1" w:sz="4" w:space="0"/>
-              <w:right w:val="single" w:color="000000" w:themeColor="text1" w:sz="12" w:space="0"/>
-            </w:tcBorders>
-            <w:tcMar/>
+              <w:top w:val="none" w:sz="4" w:space="0" w:color="000000" w:themeColor="text1"/>
+              <w:left w:val="single" w:sz="12" w:space="0" w:color="000000" w:themeColor="text1"/>
+              <w:bottom w:val="none" w:sz="4" w:space="0" w:color="000000" w:themeColor="text1"/>
+              <w:right w:val="single" w:sz="12" w:space="0" w:color="000000" w:themeColor="text1"/>
+            </w:tcBorders>
           </w:tcPr>
           <w:p/>
         </w:tc>
@@ -1442,12 +1336,11 @@
           <w:tcPr>
             <w:tcW w:w="3118" w:type="dxa"/>
             <w:tcBorders>
-              <w:top w:val="none" w:color="000000" w:themeColor="text1" w:sz="4" w:space="0"/>
-              <w:left w:val="single" w:color="000000" w:themeColor="text1" w:sz="12" w:space="0"/>
-              <w:bottom w:val="none" w:color="000000" w:themeColor="text1" w:sz="4" w:space="0"/>
-              <w:right w:val="single" w:color="000000" w:themeColor="text1" w:sz="12" w:space="0"/>
-            </w:tcBorders>
-            <w:tcMar/>
+              <w:top w:val="none" w:sz="4" w:space="0" w:color="000000" w:themeColor="text1"/>
+              <w:left w:val="single" w:sz="12" w:space="0" w:color="000000" w:themeColor="text1"/>
+              <w:bottom w:val="none" w:sz="4" w:space="0" w:color="000000" w:themeColor="text1"/>
+              <w:right w:val="single" w:sz="12" w:space="0" w:color="000000" w:themeColor="text1"/>
+            </w:tcBorders>
           </w:tcPr>
           <w:p/>
         </w:tc>
@@ -1455,12 +1348,11 @@
           <w:tcPr>
             <w:tcW w:w="2520" w:type="dxa"/>
             <w:tcBorders>
-              <w:top w:val="none" w:color="000000" w:themeColor="text1" w:sz="4" w:space="0"/>
-              <w:left w:val="single" w:color="000000" w:themeColor="text1" w:sz="12" w:space="0"/>
-              <w:bottom w:val="none" w:color="000000" w:themeColor="text1" w:sz="4" w:space="0"/>
-              <w:right w:val="single" w:color="000000" w:themeColor="text1" w:sz="12" w:space="0"/>
-            </w:tcBorders>
-            <w:tcMar/>
+              <w:top w:val="none" w:sz="4" w:space="0" w:color="000000" w:themeColor="text1"/>
+              <w:left w:val="single" w:sz="12" w:space="0" w:color="000000" w:themeColor="text1"/>
+              <w:bottom w:val="none" w:sz="4" w:space="0" w:color="000000" w:themeColor="text1"/>
+              <w:right w:val="single" w:sz="12" w:space="0" w:color="000000" w:themeColor="text1"/>
+            </w:tcBorders>
           </w:tcPr>
           <w:p/>
         </w:tc>
@@ -1468,12 +1360,11 @@
           <w:tcPr>
             <w:tcW w:w="2925" w:type="dxa"/>
             <w:tcBorders>
-              <w:top w:val="none" w:color="000000" w:themeColor="text1" w:sz="4" w:space="0"/>
-              <w:left w:val="single" w:color="000000" w:themeColor="text1" w:sz="12" w:space="0"/>
-              <w:bottom w:val="none" w:color="000000" w:themeColor="text1" w:sz="4" w:space="0"/>
-              <w:right w:val="single" w:color="000000" w:themeColor="text1" w:sz="12" w:space="0"/>
-            </w:tcBorders>
-            <w:tcMar/>
+              <w:top w:val="none" w:sz="4" w:space="0" w:color="000000" w:themeColor="text1"/>
+              <w:left w:val="single" w:sz="12" w:space="0" w:color="000000" w:themeColor="text1"/>
+              <w:bottom w:val="none" w:sz="4" w:space="0" w:color="000000" w:themeColor="text1"/>
+              <w:right w:val="single" w:sz="12" w:space="0" w:color="000000" w:themeColor="text1"/>
+            </w:tcBorders>
           </w:tcPr>
           <w:p/>
         </w:tc>
@@ -1483,12 +1374,11 @@
           <w:tcPr>
             <w:tcW w:w="3108" w:type="dxa"/>
             <w:tcBorders>
-              <w:top w:val="none" w:color="000000" w:themeColor="text1" w:sz="4" w:space="0"/>
-              <w:left w:val="single" w:color="000000" w:themeColor="text1" w:sz="12" w:space="0"/>
-              <w:bottom w:val="single" w:color="000000" w:themeColor="text1" w:sz="12" w:space="0"/>
-              <w:right w:val="single" w:color="000000" w:themeColor="text1" w:sz="12" w:space="0"/>
-            </w:tcBorders>
-            <w:tcMar/>
+              <w:top w:val="none" w:sz="4" w:space="0" w:color="000000" w:themeColor="text1"/>
+              <w:left w:val="single" w:sz="12" w:space="0" w:color="000000" w:themeColor="text1"/>
+              <w:bottom w:val="single" w:sz="12" w:space="0" w:color="000000" w:themeColor="text1"/>
+              <w:right w:val="single" w:sz="12" w:space="0" w:color="000000" w:themeColor="text1"/>
+            </w:tcBorders>
           </w:tcPr>
           <w:p/>
         </w:tc>
@@ -1496,12 +1386,11 @@
           <w:tcPr>
             <w:tcW w:w="3118" w:type="dxa"/>
             <w:tcBorders>
-              <w:top w:val="none" w:color="000000" w:themeColor="text1" w:sz="4" w:space="0"/>
-              <w:left w:val="single" w:color="000000" w:themeColor="text1" w:sz="12" w:space="0"/>
-              <w:bottom w:val="single" w:color="000000" w:themeColor="text1" w:sz="12" w:space="0"/>
-              <w:right w:val="single" w:color="000000" w:themeColor="text1" w:sz="12" w:space="0"/>
-            </w:tcBorders>
-            <w:tcMar/>
+              <w:top w:val="none" w:sz="4" w:space="0" w:color="000000" w:themeColor="text1"/>
+              <w:left w:val="single" w:sz="12" w:space="0" w:color="000000" w:themeColor="text1"/>
+              <w:bottom w:val="single" w:sz="12" w:space="0" w:color="000000" w:themeColor="text1"/>
+              <w:right w:val="single" w:sz="12" w:space="0" w:color="000000" w:themeColor="text1"/>
+            </w:tcBorders>
           </w:tcPr>
           <w:p/>
         </w:tc>
@@ -1509,12 +1398,11 @@
           <w:tcPr>
             <w:tcW w:w="2520" w:type="dxa"/>
             <w:tcBorders>
-              <w:top w:val="none" w:color="000000" w:themeColor="text1" w:sz="4" w:space="0"/>
-              <w:left w:val="single" w:color="000000" w:themeColor="text1" w:sz="12" w:space="0"/>
-              <w:bottom w:val="single" w:color="000000" w:themeColor="text1" w:sz="12" w:space="0"/>
-              <w:right w:val="single" w:color="000000" w:themeColor="text1" w:sz="12" w:space="0"/>
-            </w:tcBorders>
-            <w:tcMar/>
+              <w:top w:val="none" w:sz="4" w:space="0" w:color="000000" w:themeColor="text1"/>
+              <w:left w:val="single" w:sz="12" w:space="0" w:color="000000" w:themeColor="text1"/>
+              <w:bottom w:val="single" w:sz="12" w:space="0" w:color="000000" w:themeColor="text1"/>
+              <w:right w:val="single" w:sz="12" w:space="0" w:color="000000" w:themeColor="text1"/>
+            </w:tcBorders>
           </w:tcPr>
           <w:p/>
         </w:tc>
@@ -1522,12 +1410,11 @@
           <w:tcPr>
             <w:tcW w:w="2925" w:type="dxa"/>
             <w:tcBorders>
-              <w:top w:val="none" w:color="000000" w:themeColor="text1" w:sz="4" w:space="0"/>
-              <w:left w:val="single" w:color="000000" w:themeColor="text1" w:sz="12" w:space="0"/>
-              <w:bottom w:val="single" w:color="000000" w:themeColor="text1" w:sz="12" w:space="0"/>
-              <w:right w:val="single" w:color="000000" w:themeColor="text1" w:sz="12" w:space="0"/>
-            </w:tcBorders>
-            <w:tcMar/>
+              <w:top w:val="none" w:sz="4" w:space="0" w:color="000000" w:themeColor="text1"/>
+              <w:left w:val="single" w:sz="12" w:space="0" w:color="000000" w:themeColor="text1"/>
+              <w:bottom w:val="single" w:sz="12" w:space="0" w:color="000000" w:themeColor="text1"/>
+              <w:right w:val="single" w:sz="12" w:space="0" w:color="000000" w:themeColor="text1"/>
+            </w:tcBorders>
           </w:tcPr>
           <w:p/>
         </w:tc>
@@ -1537,12 +1424,11 @@
           <w:tcPr>
             <w:tcW w:w="3108" w:type="dxa"/>
             <w:tcBorders>
-              <w:top w:val="single" w:color="000000" w:themeColor="text1" w:sz="12" w:space="0"/>
-              <w:left w:val="single" w:color="auto" w:sz="12" w:space="0"/>
-              <w:bottom w:val="single" w:color="auto" w:sz="12" w:space="0"/>
-              <w:right w:val="single" w:color="auto" w:sz="12" w:space="0"/>
-            </w:tcBorders>
-            <w:tcMar/>
+              <w:top w:val="single" w:sz="12" w:space="0" w:color="000000" w:themeColor="text1"/>
+              <w:left w:val="single" w:sz="12" w:space="0" w:color="auto"/>
+              <w:bottom w:val="single" w:sz="12" w:space="0" w:color="auto"/>
+              <w:right w:val="single" w:sz="12" w:space="0" w:color="auto"/>
+            </w:tcBorders>
           </w:tcPr>
           <w:p>
             <w:pPr>
@@ -1564,18 +1450,17 @@
           <w:tcPr>
             <w:tcW w:w="3118" w:type="dxa"/>
             <w:tcBorders>
-              <w:top w:val="single" w:color="000000" w:themeColor="text1" w:sz="12" w:space="0"/>
-              <w:left w:val="single" w:color="auto" w:sz="12" w:space="0"/>
-              <w:bottom w:val="single" w:color="auto" w:sz="12" w:space="0"/>
-              <w:right w:val="single" w:color="auto" w:sz="12" w:space="0"/>
-            </w:tcBorders>
-            <w:tcMar/>
+              <w:top w:val="single" w:sz="12" w:space="0" w:color="000000" w:themeColor="text1"/>
+              <w:left w:val="single" w:sz="12" w:space="0" w:color="auto"/>
+              <w:bottom w:val="single" w:sz="12" w:space="0" w:color="auto"/>
+              <w:right w:val="single" w:sz="12" w:space="0" w:color="auto"/>
+            </w:tcBorders>
           </w:tcPr>
           <w:p>
             <w:pPr>
               <w:jc w:val="right"/>
             </w:pPr>
-            <w:bookmarkStart w:name="TotalEarnings" w:id="24"/>
+            <w:bookmarkStart w:id="24" w:name="TotalEarnings"/>
             <w:r>
               <w:t>00</w:t>
             </w:r>
@@ -1586,12 +1471,11 @@
           <w:tcPr>
             <w:tcW w:w="2520" w:type="dxa"/>
             <w:tcBorders>
-              <w:top w:val="single" w:color="000000" w:themeColor="text1" w:sz="12" w:space="0"/>
-              <w:left w:val="single" w:color="auto" w:sz="12" w:space="0"/>
-              <w:bottom w:val="single" w:color="auto" w:sz="12" w:space="0"/>
-              <w:right w:val="single" w:color="auto" w:sz="12" w:space="0"/>
-            </w:tcBorders>
-            <w:tcMar/>
+              <w:top w:val="single" w:sz="12" w:space="0" w:color="000000" w:themeColor="text1"/>
+              <w:left w:val="single" w:sz="12" w:space="0" w:color="auto"/>
+              <w:bottom w:val="single" w:sz="12" w:space="0" w:color="auto"/>
+              <w:right w:val="single" w:sz="12" w:space="0" w:color="auto"/>
+            </w:tcBorders>
           </w:tcPr>
           <w:p>
             <w:r>
@@ -1607,17 +1491,16 @@
           <w:tcPr>
             <w:tcW w:w="2925" w:type="dxa"/>
             <w:tcBorders>
-              <w:top w:val="single" w:color="000000" w:themeColor="text1" w:sz="12" w:space="0"/>
-              <w:left w:val="single" w:color="auto" w:sz="12" w:space="0"/>
-              <w:right w:val="single" w:color="auto" w:sz="12" w:space="0"/>
-            </w:tcBorders>
-            <w:tcMar/>
+              <w:top w:val="single" w:sz="12" w:space="0" w:color="000000" w:themeColor="text1"/>
+              <w:left w:val="single" w:sz="12" w:space="0" w:color="auto"/>
+              <w:right w:val="single" w:sz="12" w:space="0" w:color="auto"/>
+            </w:tcBorders>
           </w:tcPr>
           <w:p>
             <w:pPr>
               <w:jc w:val="right"/>
             </w:pPr>
-            <w:bookmarkStart w:name="TotalDeduction" w:id="25"/>
+            <w:bookmarkStart w:id="25" w:name="TotalDeduction"/>
             <w:r>
               <w:t>00</w:t>
             </w:r>
@@ -1630,12 +1513,11 @@
           <w:tcPr>
             <w:tcW w:w="3108" w:type="dxa"/>
             <w:tcBorders>
-              <w:top w:val="single" w:color="auto" w:sz="12" w:space="0"/>
-              <w:left w:val="single" w:color="auto" w:sz="12" w:space="0"/>
-              <w:bottom w:val="single" w:color="auto" w:sz="12" w:space="0"/>
-              <w:right w:val="single" w:color="auto" w:sz="12" w:space="0"/>
-            </w:tcBorders>
-            <w:tcMar/>
+              <w:top w:val="single" w:sz="12" w:space="0" w:color="auto"/>
+              <w:left w:val="single" w:sz="12" w:space="0" w:color="auto"/>
+              <w:bottom w:val="single" w:sz="12" w:space="0" w:color="auto"/>
+              <w:right w:val="single" w:sz="12" w:space="0" w:color="auto"/>
+            </w:tcBorders>
           </w:tcPr>
           <w:p>
             <w:pPr>
@@ -1658,18 +1540,17 @@
             <w:tcW w:w="8563" w:type="dxa"/>
             <w:gridSpan w:val="3"/>
             <w:tcBorders>
-              <w:top w:val="single" w:color="auto" w:sz="12" w:space="0"/>
-              <w:left w:val="single" w:color="auto" w:sz="12" w:space="0"/>
-              <w:bottom w:val="single" w:color="auto" w:sz="12" w:space="0"/>
-              <w:right w:val="single" w:color="auto" w:sz="12" w:space="0"/>
-            </w:tcBorders>
-            <w:tcMar/>
+              <w:top w:val="single" w:sz="12" w:space="0" w:color="auto"/>
+              <w:left w:val="single" w:sz="12" w:space="0" w:color="auto"/>
+              <w:bottom w:val="single" w:sz="12" w:space="0" w:color="auto"/>
+              <w:right w:val="single" w:sz="12" w:space="0" w:color="auto"/>
+            </w:tcBorders>
           </w:tcPr>
           <w:p>
             <w:pPr>
               <w:jc w:val="right"/>
             </w:pPr>
-            <w:bookmarkStart w:name="NetSalary" w:id="26"/>
+            <w:bookmarkStart w:id="26" w:name="NetSalary"/>
             <w:r>
               <w:t>00</w:t>
             </w:r>
@@ -1682,12 +1563,11 @@
           <w:tcPr>
             <w:tcW w:w="3108" w:type="dxa"/>
             <w:tcBorders>
-              <w:top w:val="single" w:color="auto" w:sz="12" w:space="0"/>
-              <w:left w:val="single" w:color="auto" w:sz="12" w:space="0"/>
-              <w:bottom w:val="single" w:color="auto" w:sz="12" w:space="0"/>
-              <w:right w:val="single" w:color="auto" w:sz="12" w:space="0"/>
-            </w:tcBorders>
-            <w:tcMar/>
+              <w:top w:val="single" w:sz="12" w:space="0" w:color="auto"/>
+              <w:left w:val="single" w:sz="12" w:space="0" w:color="auto"/>
+              <w:bottom w:val="single" w:sz="12" w:space="0" w:color="auto"/>
+              <w:right w:val="single" w:sz="12" w:space="0" w:color="auto"/>
+            </w:tcBorders>
           </w:tcPr>
           <w:p>
             <w:pPr>
@@ -1710,18 +1590,17 @@
             <w:tcW w:w="8563" w:type="dxa"/>
             <w:gridSpan w:val="3"/>
             <w:tcBorders>
-              <w:top w:val="single" w:color="auto" w:sz="12" w:space="0"/>
-              <w:left w:val="single" w:color="auto" w:sz="12" w:space="0"/>
-              <w:bottom w:val="single" w:color="auto" w:sz="12" w:space="0"/>
-              <w:right w:val="single" w:color="auto" w:sz="12" w:space="0"/>
-            </w:tcBorders>
-            <w:tcMar/>
+              <w:top w:val="single" w:sz="12" w:space="0" w:color="auto"/>
+              <w:left w:val="single" w:sz="12" w:space="0" w:color="auto"/>
+              <w:bottom w:val="single" w:sz="12" w:space="0" w:color="auto"/>
+              <w:right w:val="single" w:sz="12" w:space="0" w:color="auto"/>
+            </w:tcBorders>
           </w:tcPr>
           <w:p>
             <w:r>
               <w:t xml:space="preserve">Rupees </w:t>
             </w:r>
-            <w:bookmarkStart w:name="InWords" w:id="27"/>
+            <w:bookmarkStart w:id="27" w:name="InWords"/>
             <w:r>
               <w:t>xx</w:t>
             </w:r>
@@ -1747,7 +1626,7 @@
       </w:r>
     </w:p>
     <w:sectPr>
-      <w:pgSz w:w="11906" w:h="16838" w:orient="portrait"/>
+      <w:pgSz w:w="11906" w:h="16838"/>
       <w:pgMar w:top="1440" w:right="1440" w:bottom="1440" w:left="1440" w:header="708" w:footer="708" w:gutter="0"/>
       <w:cols w:space="708"/>
       <w:docGrid w:linePitch="360"/>
@@ -1761,7 +1640,7 @@
   <w:docDefaults>
     <w:rPrDefault>
       <w:rPr>
-        <w:rFonts w:asciiTheme="minorHAnsi" w:hAnsiTheme="minorHAnsi" w:eastAsiaTheme="minorHAnsi" w:cstheme="minorBidi"/>
+        <w:rFonts w:asciiTheme="minorHAnsi" w:eastAsiaTheme="minorHAnsi" w:hAnsiTheme="minorHAnsi" w:cstheme="minorBidi"/>
         <w:kern w:val="2"/>
         <w:sz w:val="22"/>
         <w:szCs w:val="22"/>
@@ -1778,14 +1657,14 @@
   <w:latentStyles w:defLockedState="0" w:defUIPriority="99" w:defSemiHidden="0" w:defUnhideWhenUsed="0" w:defQFormat="0" w:count="376">
     <w:lsdException w:name="Normal" w:uiPriority="0" w:qFormat="1"/>
     <w:lsdException w:name="heading 1" w:uiPriority="9" w:qFormat="1"/>
-    <w:lsdException w:name="heading 2" w:uiPriority="9" w:semiHidden="1" w:unhideWhenUsed="1" w:qFormat="1"/>
-    <w:lsdException w:name="heading 3" w:uiPriority="9" w:semiHidden="1" w:unhideWhenUsed="1" w:qFormat="1"/>
-    <w:lsdException w:name="heading 4" w:uiPriority="9" w:semiHidden="1" w:unhideWhenUsed="1" w:qFormat="1"/>
-    <w:lsdException w:name="heading 5" w:uiPriority="9" w:semiHidden="1" w:unhideWhenUsed="1" w:qFormat="1"/>
-    <w:lsdException w:name="heading 6" w:uiPriority="9" w:semiHidden="1" w:unhideWhenUsed="1" w:qFormat="1"/>
-    <w:lsdException w:name="heading 7" w:uiPriority="9" w:semiHidden="1" w:unhideWhenUsed="1" w:qFormat="1"/>
-    <w:lsdException w:name="heading 8" w:uiPriority="9" w:semiHidden="1" w:unhideWhenUsed="1" w:qFormat="1"/>
-    <w:lsdException w:name="heading 9" w:uiPriority="9" w:semiHidden="1" w:unhideWhenUsed="1" w:qFormat="1"/>
+    <w:lsdException w:name="heading 2" w:semiHidden="1" w:uiPriority="9" w:unhideWhenUsed="1" w:qFormat="1"/>
+    <w:lsdException w:name="heading 3" w:semiHidden="1" w:uiPriority="9" w:unhideWhenUsed="1" w:qFormat="1"/>
+    <w:lsdException w:name="heading 4" w:semiHidden="1" w:uiPriority="9" w:unhideWhenUsed="1" w:qFormat="1"/>
+    <w:lsdException w:name="heading 5" w:semiHidden="1" w:uiPriority="9" w:unhideWhenUsed="1" w:qFormat="1"/>
+    <w:lsdException w:name="heading 6" w:semiHidden="1" w:uiPriority="9" w:unhideWhenUsed="1" w:qFormat="1"/>
+    <w:lsdException w:name="heading 7" w:semiHidden="1" w:uiPriority="9" w:unhideWhenUsed="1" w:qFormat="1"/>
+    <w:lsdException w:name="heading 8" w:semiHidden="1" w:uiPriority="9" w:unhideWhenUsed="1" w:qFormat="1"/>
+    <w:lsdException w:name="heading 9" w:semiHidden="1" w:uiPriority="9" w:unhideWhenUsed="1" w:qFormat="1"/>
     <w:lsdException w:name="index 1" w:semiHidden="1" w:unhideWhenUsed="1"/>
     <w:lsdException w:name="index 2" w:semiHidden="1" w:unhideWhenUsed="1"/>
     <w:lsdException w:name="index 3" w:semiHidden="1" w:unhideWhenUsed="1"/>
@@ -1795,22 +1674,22 @@
     <w:lsdException w:name="index 7" w:semiHidden="1" w:unhideWhenUsed="1"/>
     <w:lsdException w:name="index 8" w:semiHidden="1" w:unhideWhenUsed="1"/>
     <w:lsdException w:name="index 9" w:semiHidden="1" w:unhideWhenUsed="1"/>
-    <w:lsdException w:name="toc 1" w:uiPriority="39" w:semiHidden="1" w:unhideWhenUsed="1"/>
-    <w:lsdException w:name="toc 2" w:uiPriority="39" w:semiHidden="1" w:unhideWhenUsed="1"/>
-    <w:lsdException w:name="toc 3" w:uiPriority="39" w:semiHidden="1" w:unhideWhenUsed="1"/>
-    <w:lsdException w:name="toc 4" w:uiPriority="39" w:semiHidden="1" w:unhideWhenUsed="1"/>
-    <w:lsdException w:name="toc 5" w:uiPriority="39" w:semiHidden="1" w:unhideWhenUsed="1"/>
-    <w:lsdException w:name="toc 6" w:uiPriority="39" w:semiHidden="1" w:unhideWhenUsed="1"/>
-    <w:lsdException w:name="toc 7" w:uiPriority="39" w:semiHidden="1" w:unhideWhenUsed="1"/>
-    <w:lsdException w:name="toc 8" w:uiPriority="39" w:semiHidden="1" w:unhideWhenUsed="1"/>
-    <w:lsdException w:name="toc 9" w:uiPriority="39" w:semiHidden="1" w:unhideWhenUsed="1"/>
+    <w:lsdException w:name="toc 1" w:semiHidden="1" w:uiPriority="39" w:unhideWhenUsed="1"/>
+    <w:lsdException w:name="toc 2" w:semiHidden="1" w:uiPriority="39" w:unhideWhenUsed="1"/>
+    <w:lsdException w:name="toc 3" w:semiHidden="1" w:uiPriority="39" w:unhideWhenUsed="1"/>
+    <w:lsdException w:name="toc 4" w:semiHidden="1" w:uiPriority="39" w:unhideWhenUsed="1"/>
+    <w:lsdException w:name="toc 5" w:semiHidden="1" w:uiPriority="39" w:unhideWhenUsed="1"/>
+    <w:lsdException w:name="toc 6" w:semiHidden="1" w:uiPriority="39" w:unhideWhenUsed="1"/>
+    <w:lsdException w:name="toc 7" w:semiHidden="1" w:uiPriority="39" w:unhideWhenUsed="1"/>
+    <w:lsdException w:name="toc 8" w:semiHidden="1" w:uiPriority="39" w:unhideWhenUsed="1"/>
+    <w:lsdException w:name="toc 9" w:semiHidden="1" w:uiPriority="39" w:unhideWhenUsed="1"/>
     <w:lsdException w:name="Normal Indent" w:semiHidden="1" w:unhideWhenUsed="1"/>
     <w:lsdException w:name="footnote text" w:semiHidden="1" w:unhideWhenUsed="1"/>
     <w:lsdException w:name="annotation text" w:semiHidden="1" w:unhideWhenUsed="1"/>
     <w:lsdException w:name="header" w:semiHidden="1" w:unhideWhenUsed="1"/>
     <w:lsdException w:name="footer" w:semiHidden="1" w:unhideWhenUsed="1"/>
     <w:lsdException w:name="index heading" w:semiHidden="1" w:unhideWhenUsed="1"/>
-    <w:lsdException w:name="caption" w:uiPriority="35" w:semiHidden="1" w:unhideWhenUsed="1" w:qFormat="1"/>
+    <w:lsdException w:name="caption" w:semiHidden="1" w:uiPriority="35" w:unhideWhenUsed="1" w:qFormat="1"/>
     <w:lsdException w:name="table of figures" w:semiHidden="1" w:unhideWhenUsed="1"/>
     <w:lsdException w:name="envelope address" w:semiHidden="1" w:unhideWhenUsed="1"/>
     <w:lsdException w:name="envelope return" w:semiHidden="1" w:unhideWhenUsed="1"/>
@@ -1841,7 +1720,7 @@
     <w:lsdException w:name="Title" w:uiPriority="10" w:qFormat="1"/>
     <w:lsdException w:name="Closing" w:semiHidden="1" w:unhideWhenUsed="1"/>
     <w:lsdException w:name="Signature" w:semiHidden="1" w:unhideWhenUsed="1"/>
-    <w:lsdException w:name="Default Paragraph Font" w:uiPriority="1" w:semiHidden="1" w:unhideWhenUsed="1"/>
+    <w:lsdException w:name="Default Paragraph Font" w:semiHidden="1" w:uiPriority="1" w:unhideWhenUsed="1"/>
     <w:lsdException w:name="Body Text" w:semiHidden="1" w:unhideWhenUsed="1"/>
     <w:lsdException w:name="Body Text Indent" w:semiHidden="1" w:unhideWhenUsed="1"/>
     <w:lsdException w:name="List Continue" w:semiHidden="1" w:unhideWhenUsed="1"/>
@@ -2041,8 +1920,8 @@
     <w:lsdException w:name="Subtle Reference" w:uiPriority="31" w:qFormat="1"/>
     <w:lsdException w:name="Intense Reference" w:uiPriority="32" w:qFormat="1"/>
     <w:lsdException w:name="Book Title" w:uiPriority="33" w:qFormat="1"/>
-    <w:lsdException w:name="Bibliography" w:uiPriority="37" w:semiHidden="1" w:unhideWhenUsed="1"/>
-    <w:lsdException w:name="TOC Heading" w:uiPriority="39" w:semiHidden="1" w:unhideWhenUsed="1" w:qFormat="1"/>
+    <w:lsdException w:name="Bibliography" w:semiHidden="1" w:uiPriority="37" w:unhideWhenUsed="1"/>
+    <w:lsdException w:name="TOC Heading" w:semiHidden="1" w:uiPriority="39" w:unhideWhenUsed="1" w:qFormat="1"/>
     <w:lsdException w:name="Plain Table 1" w:uiPriority="41"/>
     <w:lsdException w:name="Plain Table 2" w:uiPriority="42"/>
     <w:lsdException w:name="Plain Table 3" w:uiPriority="43"/>
@@ -2153,7 +2032,7 @@
     <w:lsdException w:name="Unresolved Mention" w:semiHidden="1" w:unhideWhenUsed="1"/>
     <w:lsdException w:name="Smart Link" w:semiHidden="1" w:unhideWhenUsed="1"/>
   </w:latentStyles>
-  <w:style w:type="paragraph" w:styleId="Normal" w:default="1">
+  <w:style w:type="paragraph" w:default="1" w:styleId="Normal">
     <w:name w:val="Normal"/>
     <w:qFormat/>
   </w:style>
@@ -2172,7 +2051,7 @@
       <w:outlineLvl w:val="0"/>
     </w:pPr>
     <w:rPr>
-      <w:rFonts w:asciiTheme="majorHAnsi" w:hAnsiTheme="majorHAnsi" w:eastAsiaTheme="majorEastAsia" w:cstheme="majorBidi"/>
+      <w:rFonts w:asciiTheme="majorHAnsi" w:eastAsiaTheme="majorEastAsia" w:hAnsiTheme="majorHAnsi" w:cstheme="majorBidi"/>
       <w:color w:val="2F5496" w:themeColor="accent1" w:themeShade="BF"/>
       <w:sz w:val="40"/>
       <w:szCs w:val="40"/>
@@ -2195,7 +2074,7 @@
       <w:outlineLvl w:val="1"/>
     </w:pPr>
     <w:rPr>
-      <w:rFonts w:asciiTheme="majorHAnsi" w:hAnsiTheme="majorHAnsi" w:eastAsiaTheme="majorEastAsia" w:cstheme="majorBidi"/>
+      <w:rFonts w:asciiTheme="majorHAnsi" w:eastAsiaTheme="majorEastAsia" w:hAnsiTheme="majorHAnsi" w:cstheme="majorBidi"/>
       <w:color w:val="2F5496" w:themeColor="accent1" w:themeShade="BF"/>
       <w:sz w:val="32"/>
       <w:szCs w:val="32"/>
@@ -2356,13 +2235,13 @@
       <w:color w:val="272727" w:themeColor="text1" w:themeTint="D8"/>
     </w:rPr>
   </w:style>
-  <w:style w:type="character" w:styleId="DefaultParagraphFont" w:default="1">
+  <w:style w:type="character" w:default="1" w:styleId="DefaultParagraphFont">
     <w:name w:val="Default Paragraph Font"/>
     <w:uiPriority w:val="1"/>
     <w:semiHidden/>
     <w:unhideWhenUsed/>
   </w:style>
-  <w:style w:type="table" w:styleId="TableNormal" w:default="1">
+  <w:style w:type="table" w:default="1" w:styleId="TableNormal">
     <w:name w:val="Normal Table"/>
     <w:uiPriority w:val="99"/>
     <w:semiHidden/>
@@ -2377,26 +2256,26 @@
       </w:tblCellMar>
     </w:tblPr>
   </w:style>
-  <w:style w:type="numbering" w:styleId="NoList" w:default="1">
+  <w:style w:type="numbering" w:default="1" w:styleId="NoList">
     <w:name w:val="No List"/>
     <w:uiPriority w:val="99"/>
     <w:semiHidden/>
     <w:unhideWhenUsed/>
   </w:style>
-  <w:style w:type="character" w:styleId="Heading1Char" w:customStyle="1">
+  <w:style w:type="character" w:customStyle="1" w:styleId="Heading1Char">
     <w:name w:val="Heading 1 Char"/>
     <w:basedOn w:val="DefaultParagraphFont"/>
     <w:link w:val="Heading1"/>
     <w:uiPriority w:val="9"/>
     <w:rsid w:val="00A63673"/>
     <w:rPr>
-      <w:rFonts w:asciiTheme="majorHAnsi" w:hAnsiTheme="majorHAnsi" w:eastAsiaTheme="majorEastAsia" w:cstheme="majorBidi"/>
+      <w:rFonts w:asciiTheme="majorHAnsi" w:eastAsiaTheme="majorEastAsia" w:hAnsiTheme="majorHAnsi" w:cstheme="majorBidi"/>
       <w:color w:val="2F5496" w:themeColor="accent1" w:themeShade="BF"/>
       <w:sz w:val="40"/>
       <w:szCs w:val="40"/>
     </w:rPr>
   </w:style>
-  <w:style w:type="character" w:styleId="Heading2Char" w:customStyle="1">
+  <w:style w:type="character" w:customStyle="1" w:styleId="Heading2Char">
     <w:name w:val="Heading 2 Char"/>
     <w:basedOn w:val="DefaultParagraphFont"/>
     <w:link w:val="Heading2"/>
@@ -2404,13 +2283,13 @@
     <w:semiHidden/>
     <w:rsid w:val="00A63673"/>
     <w:rPr>
-      <w:rFonts w:asciiTheme="majorHAnsi" w:hAnsiTheme="majorHAnsi" w:eastAsiaTheme="majorEastAsia" w:cstheme="majorBidi"/>
+      <w:rFonts w:asciiTheme="majorHAnsi" w:eastAsiaTheme="majorEastAsia" w:hAnsiTheme="majorHAnsi" w:cstheme="majorBidi"/>
       <w:color w:val="2F5496" w:themeColor="accent1" w:themeShade="BF"/>
       <w:sz w:val="32"/>
       <w:szCs w:val="32"/>
     </w:rPr>
   </w:style>
-  <w:style w:type="character" w:styleId="Heading3Char" w:customStyle="1">
+  <w:style w:type="character" w:customStyle="1" w:styleId="Heading3Char">
     <w:name w:val="Heading 3 Char"/>
     <w:basedOn w:val="DefaultParagraphFont"/>
     <w:link w:val="Heading3"/>
@@ -2424,7 +2303,7 @@
       <w:szCs w:val="28"/>
     </w:rPr>
   </w:style>
-  <w:style w:type="character" w:styleId="Heading4Char" w:customStyle="1">
+  <w:style w:type="character" w:customStyle="1" w:styleId="Heading4Char">
     <w:name w:val="Heading 4 Char"/>
     <w:basedOn w:val="DefaultParagraphFont"/>
     <w:link w:val="Heading4"/>
@@ -2438,7 +2317,7 @@
       <w:color w:val="2F5496" w:themeColor="accent1" w:themeShade="BF"/>
     </w:rPr>
   </w:style>
-  <w:style w:type="character" w:styleId="Heading5Char" w:customStyle="1">
+  <w:style w:type="character" w:customStyle="1" w:styleId="Heading5Char">
     <w:name w:val="Heading 5 Char"/>
     <w:basedOn w:val="DefaultParagraphFont"/>
     <w:link w:val="Heading5"/>
@@ -2450,7 +2329,7 @@
       <w:color w:val="2F5496" w:themeColor="accent1" w:themeShade="BF"/>
     </w:rPr>
   </w:style>
-  <w:style w:type="character" w:styleId="Heading6Char" w:customStyle="1">
+  <w:style w:type="character" w:customStyle="1" w:styleId="Heading6Char">
     <w:name w:val="Heading 6 Char"/>
     <w:basedOn w:val="DefaultParagraphFont"/>
     <w:link w:val="Heading6"/>
@@ -2464,7 +2343,7 @@
       <w:color w:val="595959" w:themeColor="text1" w:themeTint="A6"/>
     </w:rPr>
   </w:style>
-  <w:style w:type="character" w:styleId="Heading7Char" w:customStyle="1">
+  <w:style w:type="character" w:customStyle="1" w:styleId="Heading7Char">
     <w:name w:val="Heading 7 Char"/>
     <w:basedOn w:val="DefaultParagraphFont"/>
     <w:link w:val="Heading7"/>
@@ -2476,7 +2355,7 @@
       <w:color w:val="595959" w:themeColor="text1" w:themeTint="A6"/>
     </w:rPr>
   </w:style>
-  <w:style w:type="character" w:styleId="Heading8Char" w:customStyle="1">
+  <w:style w:type="character" w:customStyle="1" w:styleId="Heading8Char">
     <w:name w:val="Heading 8 Char"/>
     <w:basedOn w:val="DefaultParagraphFont"/>
     <w:link w:val="Heading8"/>
@@ -2490,7 +2369,7 @@
       <w:color w:val="272727" w:themeColor="text1" w:themeTint="D8"/>
     </w:rPr>
   </w:style>
-  <w:style w:type="character" w:styleId="Heading9Char" w:customStyle="1">
+  <w:style w:type="character" w:customStyle="1" w:styleId="Heading9Char">
     <w:name w:val="Heading 9 Char"/>
     <w:basedOn w:val="DefaultParagraphFont"/>
     <w:link w:val="Heading9"/>
@@ -2515,21 +2394,21 @@
       <w:contextualSpacing/>
     </w:pPr>
     <w:rPr>
-      <w:rFonts w:asciiTheme="majorHAnsi" w:hAnsiTheme="majorHAnsi" w:eastAsiaTheme="majorEastAsia" w:cstheme="majorBidi"/>
+      <w:rFonts w:asciiTheme="majorHAnsi" w:eastAsiaTheme="majorEastAsia" w:hAnsiTheme="majorHAnsi" w:cstheme="majorBidi"/>
       <w:spacing w:val="-10"/>
       <w:kern w:val="28"/>
       <w:sz w:val="56"/>
       <w:szCs w:val="56"/>
     </w:rPr>
   </w:style>
-  <w:style w:type="character" w:styleId="TitleChar" w:customStyle="1">
+  <w:style w:type="character" w:customStyle="1" w:styleId="TitleChar">
     <w:name w:val="Title Char"/>
     <w:basedOn w:val="DefaultParagraphFont"/>
     <w:link w:val="Title"/>
     <w:uiPriority w:val="10"/>
     <w:rsid w:val="00A63673"/>
     <w:rPr>
-      <w:rFonts w:asciiTheme="majorHAnsi" w:hAnsiTheme="majorHAnsi" w:eastAsiaTheme="majorEastAsia" w:cstheme="majorBidi"/>
+      <w:rFonts w:asciiTheme="majorHAnsi" w:eastAsiaTheme="majorEastAsia" w:hAnsiTheme="majorHAnsi" w:cstheme="majorBidi"/>
       <w:spacing w:val="-10"/>
       <w:kern w:val="28"/>
       <w:sz w:val="56"/>
@@ -2557,7 +2436,7 @@
       <w:szCs w:val="28"/>
     </w:rPr>
   </w:style>
-  <w:style w:type="character" w:styleId="SubtitleChar" w:customStyle="1">
+  <w:style w:type="character" w:customStyle="1" w:styleId="SubtitleChar">
     <w:name w:val="Subtitle Char"/>
     <w:basedOn w:val="DefaultParagraphFont"/>
     <w:link w:val="Subtitle"/>
@@ -2589,7 +2468,7 @@
       <w:color w:val="404040" w:themeColor="text1" w:themeTint="BF"/>
     </w:rPr>
   </w:style>
-  <w:style w:type="character" w:styleId="QuoteChar" w:customStyle="1">
+  <w:style w:type="character" w:customStyle="1" w:styleId="QuoteChar">
     <w:name w:val="Quote Char"/>
     <w:basedOn w:val="DefaultParagraphFont"/>
     <w:link w:val="Quote"/>
@@ -2634,8 +2513,8 @@
     <w:rsid w:val="00A63673"/>
     <w:pPr>
       <w:pBdr>
-        <w:top w:val="single" w:color="2F5496" w:themeColor="accent1" w:themeShade="BF" w:sz="4" w:space="10"/>
-        <w:bottom w:val="single" w:color="2F5496" w:themeColor="accent1" w:themeShade="BF" w:sz="4" w:space="10"/>
+        <w:top w:val="single" w:sz="4" w:space="10" w:color="2F5496" w:themeColor="accent1" w:themeShade="BF"/>
+        <w:bottom w:val="single" w:sz="4" w:space="10" w:color="2F5496" w:themeColor="accent1" w:themeShade="BF"/>
       </w:pBdr>
       <w:spacing w:before="360" w:after="360"/>
       <w:ind w:left="864" w:right="864"/>
@@ -2647,7 +2526,7 @@
       <w:color w:val="2F5496" w:themeColor="accent1" w:themeShade="BF"/>
     </w:rPr>
   </w:style>
-  <w:style w:type="character" w:styleId="IntenseQuoteChar" w:customStyle="1">
+  <w:style w:type="character" w:customStyle="1" w:styleId="IntenseQuoteChar">
     <w:name w:val="Intense Quote Char"/>
     <w:basedOn w:val="DefaultParagraphFont"/>
     <w:link w:val="IntenseQuote"/>
@@ -2683,12 +2562,12 @@
     </w:pPr>
     <w:tblPr>
       <w:tblBorders>
-        <w:top w:val="single" w:color="auto" w:sz="4" w:space="0"/>
-        <w:left w:val="single" w:color="auto" w:sz="4" w:space="0"/>
-        <w:bottom w:val="single" w:color="auto" w:sz="4" w:space="0"/>
-        <w:right w:val="single" w:color="auto" w:sz="4" w:space="0"/>
-        <w:insideH w:val="single" w:color="auto" w:sz="4" w:space="0"/>
-        <w:insideV w:val="single" w:color="auto" w:sz="4" w:space="0"/>
+        <w:top w:val="single" w:sz="4" w:space="0" w:color="auto"/>
+        <w:left w:val="single" w:sz="4" w:space="0" w:color="auto"/>
+        <w:bottom w:val="single" w:sz="4" w:space="0" w:color="auto"/>
+        <w:right w:val="single" w:sz="4" w:space="0" w:color="auto"/>
+        <w:insideH w:val="single" w:sz="4" w:space="0" w:color="auto"/>
+        <w:insideV w:val="single" w:sz="4" w:space="0" w:color="auto"/>
       </w:tblBorders>
     </w:tblPr>
   </w:style>
@@ -2696,7 +2575,7 @@
 </file>
 
 <file path=word/theme/theme1.xml><?xml version="1.0" encoding="utf-8"?>
-<a:theme xmlns:a="http://schemas.openxmlformats.org/drawingml/2006/main" xmlns:thm15="http://schemas.microsoft.com/office/thememl/2012/main" name="Office Theme">
+<a:theme xmlns:a="http://schemas.openxmlformats.org/drawingml/2006/main" name="Office Theme">
   <a:themeElements>
     <a:clrScheme name="Office">
       <a:dk1>
